--- a/Hộ Kinh Doanh Sáng Phát/SangPhat_GiayDeNghi_HoKinhDoanh.docx
+++ b/Hộ Kinh Doanh Sáng Phát/SangPhat_GiayDeNghi_HoKinhDoanh.docx
@@ -1,6 +1,6 @@
 
 <file path=word/document.xml><?xml version="1.0" encoding="utf-8"?>
-<w:document xmlns:wpc="http://schemas.microsoft.com/office/word/2010/wordprocessingCanvas" xmlns:cx="http://schemas.microsoft.com/office/drawing/2014/chartex" xmlns:mc="http://schemas.openxmlformats.org/markup-compatibility/2006" xmlns:o="urn:schemas-microsoft-com:office:office" xmlns:r="http://schemas.openxmlformats.org/officeDocument/2006/relationships" xmlns:m="http://schemas.openxmlformats.org/officeDocument/2006/math" xmlns:v="urn:schemas-microsoft-com:vml" xmlns:wp14="http://schemas.microsoft.com/office/word/2010/wordprocessingDrawing" xmlns:wp="http://schemas.openxmlformats.org/drawingml/2006/wordprocessingDrawing" xmlns:w10="urn:schemas-microsoft-com:office:word" xmlns:w="http://schemas.openxmlformats.org/wordprocessingml/2006/main" xmlns:w14="http://schemas.microsoft.com/office/word/2010/wordml" xmlns:w15="http://schemas.microsoft.com/office/word/2012/wordml" xmlns:w16se="http://schemas.microsoft.com/office/word/2015/wordml/symex" xmlns:wpg="http://schemas.microsoft.com/office/word/2010/wordprocessingGroup" xmlns:wpi="http://schemas.microsoft.com/office/word/2010/wordprocessingInk" xmlns:wne="http://schemas.microsoft.com/office/word/2006/wordml" xmlns:wps="http://schemas.microsoft.com/office/word/2010/wordprocessingShape" mc:Ignorable="w14 w15 w16se wp14">
+<w:document xmlns:wpc="http://schemas.microsoft.com/office/word/2010/wordprocessingCanvas" xmlns:cx="http://schemas.microsoft.com/office/drawing/2014/chartex" xmlns:cx1="http://schemas.microsoft.com/office/drawing/2015/9/8/chartex" xmlns:mc="http://schemas.openxmlformats.org/markup-compatibility/2006" xmlns:o="urn:schemas-microsoft-com:office:office" xmlns:r="http://schemas.openxmlformats.org/officeDocument/2006/relationships" xmlns:m="http://schemas.openxmlformats.org/officeDocument/2006/math" xmlns:v="urn:schemas-microsoft-com:vml" xmlns:wp14="http://schemas.microsoft.com/office/word/2010/wordprocessingDrawing" xmlns:wp="http://schemas.openxmlformats.org/drawingml/2006/wordprocessingDrawing" xmlns:w10="urn:schemas-microsoft-com:office:word" xmlns:w="http://schemas.openxmlformats.org/wordprocessingml/2006/main" xmlns:w14="http://schemas.microsoft.com/office/word/2010/wordml" xmlns:w15="http://schemas.microsoft.com/office/word/2012/wordml" xmlns:w16se="http://schemas.microsoft.com/office/word/2015/wordml/symex" xmlns:wpg="http://schemas.microsoft.com/office/word/2010/wordprocessingGroup" xmlns:wpi="http://schemas.microsoft.com/office/word/2010/wordprocessingInk" xmlns:wne="http://schemas.microsoft.com/office/word/2006/wordml" xmlns:wps="http://schemas.microsoft.com/office/word/2010/wordprocessingShape" mc:Ignorable="w14 w15 w16se wp14">
   <w:body>
     <w:p>
       <w:pPr>
@@ -146,7 +146,7 @@
               </wp:anchor>
             </w:drawing>
           </mc:Choice>
-          <mc:Fallback xmlns:w16sdtfl="http://schemas.microsoft.com/office/word/2024/wordml/sdtformatlock" xmlns:w16sdtdh="http://schemas.microsoft.com/office/word/2020/wordml/sdtdatahash" xmlns:w16du="http://schemas.microsoft.com/office/word/2023/wordml/word16du" xmlns:w16="http://schemas.microsoft.com/office/word/2018/wordml" xmlns:w16cid="http://schemas.microsoft.com/office/word/2016/wordml/cid" xmlns:w16cex="http://schemas.microsoft.com/office/word/2018/wordml/cex" xmlns:oel="http://schemas.microsoft.com/office/2019/extlst" xmlns:am3d="http://schemas.microsoft.com/office/drawing/2017/model3d" xmlns:aink="http://schemas.microsoft.com/office/drawing/2016/ink" xmlns:cx8="http://schemas.microsoft.com/office/drawing/2016/5/14/chartex" xmlns:cx7="http://schemas.microsoft.com/office/drawing/2016/5/13/chartex" xmlns:cx6="http://schemas.microsoft.com/office/drawing/2016/5/12/chartex" xmlns:cx5="http://schemas.microsoft.com/office/drawing/2016/5/11/chartex" xmlns:cx4="http://schemas.microsoft.com/office/drawing/2016/5/10/chartex" xmlns:cx3="http://schemas.microsoft.com/office/drawing/2016/5/9/chartex" xmlns:cx2="http://schemas.microsoft.com/office/drawing/2015/10/21/chartex" xmlns:cx1="http://schemas.microsoft.com/office/drawing/2015/9/8/chartex">
+          <mc:Fallback xmlns:w16sdtfl="http://schemas.microsoft.com/office/word/2024/wordml/sdtformatlock" xmlns:w16sdtdh="http://schemas.microsoft.com/office/word/2020/wordml/sdtdatahash" xmlns:w16du="http://schemas.microsoft.com/office/word/2023/wordml/word16du" xmlns:w16="http://schemas.microsoft.com/office/word/2018/wordml" xmlns:w16cid="http://schemas.microsoft.com/office/word/2016/wordml/cid" xmlns:w16cex="http://schemas.microsoft.com/office/word/2018/wordml/cex" xmlns:oel="http://schemas.microsoft.com/office/2019/extlst" xmlns:am3d="http://schemas.microsoft.com/office/drawing/2017/model3d" xmlns:aink="http://schemas.microsoft.com/office/drawing/2016/ink" xmlns:cx8="http://schemas.microsoft.com/office/drawing/2016/5/14/chartex" xmlns:cx7="http://schemas.microsoft.com/office/drawing/2016/5/13/chartex" xmlns:cx6="http://schemas.microsoft.com/office/drawing/2016/5/12/chartex" xmlns:cx5="http://schemas.microsoft.com/office/drawing/2016/5/11/chartex" xmlns:cx4="http://schemas.microsoft.com/office/drawing/2016/5/10/chartex" xmlns:cx3="http://schemas.microsoft.com/office/drawing/2016/5/9/chartex" xmlns:cx2="http://schemas.microsoft.com/office/drawing/2015/10/21/chartex">
             <w:pict>
               <v:line w14:anchorId="787BDFBF" id="Straight Connector 1378541316" o:spid="_x0000_s1026" style="position:absolute;z-index:251659264;visibility:visible;mso-wrap-style:square;mso-width-percent:0;mso-height-percent:0;mso-wrap-distance-left:9pt;mso-wrap-distance-top:-3e-5mm;mso-wrap-distance-right:9pt;mso-wrap-distance-bottom:-3e-5mm;mso-position-horizontal:absolute;mso-position-horizontal-relative:text;mso-position-vertical:absolute;mso-position-vertical-relative:text;mso-width-percent:0;mso-height-percent:0;mso-width-relative:page;mso-height-relative:page" from="147.15pt,2.85pt" to="306.85pt,2.85pt" o:gfxdata="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"/>
             </w:pict>
@@ -314,7 +314,6 @@
         </w:rPr>
         <w:t xml:space="preserve">Phường </w:t>
       </w:r>
-      <w:proofErr w:type="gramStart"/>
       <w:r>
         <w:rPr>
           <w:rFonts w:eastAsia="Times New Roman"/>
@@ -323,18 +322,7 @@
           <w:sz w:val="26"/>
           <w:szCs w:val="26"/>
         </w:rPr>
-        <w:t>An</w:t>
-      </w:r>
-      <w:proofErr w:type="gramEnd"/>
-      <w:r>
-        <w:rPr>
-          <w:rFonts w:eastAsia="Times New Roman"/>
-          <w:i/>
-          <w:iCs/>
-          <w:sz w:val="26"/>
-          <w:szCs w:val="26"/>
-        </w:rPr>
-        <w:t xml:space="preserve"> Phú</w:t>
+        <w:t>An Phú</w:t>
       </w:r>
     </w:p>
     <w:p>
@@ -928,21 +916,12 @@
               </w:rPr>
               <w:t xml:space="preserve">c khu: Phường </w:t>
             </w:r>
-            <w:proofErr w:type="gramStart"/>
-            <w:r>
-              <w:rPr>
-                <w:sz w:val="26"/>
-                <w:szCs w:val="26"/>
-              </w:rPr>
-              <w:t>An</w:t>
-            </w:r>
-            <w:proofErr w:type="gramEnd"/>
-            <w:r>
-              <w:rPr>
-                <w:sz w:val="26"/>
-                <w:szCs w:val="26"/>
-              </w:rPr>
-              <w:t xml:space="preserve"> Phú</w:t>
+            <w:r>
+              <w:rPr>
+                <w:sz w:val="26"/>
+                <w:szCs w:val="26"/>
+              </w:rPr>
+              <w:t>An Phú</w:t>
             </w:r>
           </w:p>
           <w:p>
@@ -1336,23 +1315,7 @@
           <w:sz w:val="26"/>
           <w:szCs w:val="26"/>
         </w:rPr>
-        <w:t xml:space="preserve">Phường </w:t>
-      </w:r>
-      <w:proofErr w:type="gramStart"/>
-      <w:r>
-        <w:rPr>
-          <w:sz w:val="26"/>
-          <w:szCs w:val="26"/>
-        </w:rPr>
-        <w:t>An</w:t>
-      </w:r>
-      <w:proofErr w:type="gramEnd"/>
-      <w:r>
-        <w:rPr>
-          <w:sz w:val="26"/>
-          <w:szCs w:val="26"/>
-        </w:rPr>
-        <w:t xml:space="preserve"> Phú</w:t>
+        <w:t>Phường An Phú</w:t>
       </w:r>
     </w:p>
     <w:p>
@@ -1436,13 +1399,6 @@
           <w:szCs w:val="26"/>
         </w:rPr>
         <w:tab/>
-      </w:r>
-      <w:r>
-        <w:rPr>
-          <w:rFonts w:eastAsia="Times New Roman"/>
-          <w:sz w:val="26"/>
-          <w:szCs w:val="26"/>
-        </w:rPr>
         <w:t>Fax</w:t>
       </w:r>
       <w:r>
@@ -1672,7 +1628,7 @@
               </wp:anchor>
             </w:drawing>
           </mc:Choice>
-          <mc:Fallback xmlns:w16sdtfl="http://schemas.microsoft.com/office/word/2024/wordml/sdtformatlock" xmlns:w16sdtdh="http://schemas.microsoft.com/office/word/2020/wordml/sdtdatahash" xmlns:w16du="http://schemas.microsoft.com/office/word/2023/wordml/word16du" xmlns:w16="http://schemas.microsoft.com/office/word/2018/wordml" xmlns:w16cid="http://schemas.microsoft.com/office/word/2016/wordml/cid" xmlns:w16cex="http://schemas.microsoft.com/office/word/2018/wordml/cex" xmlns:oel="http://schemas.microsoft.com/office/2019/extlst" xmlns:am3d="http://schemas.microsoft.com/office/drawing/2017/model3d" xmlns:aink="http://schemas.microsoft.com/office/drawing/2016/ink" xmlns:cx8="http://schemas.microsoft.com/office/drawing/2016/5/14/chartex" xmlns:cx7="http://schemas.microsoft.com/office/drawing/2016/5/13/chartex" xmlns:cx6="http://schemas.microsoft.com/office/drawing/2016/5/12/chartex" xmlns:cx5="http://schemas.microsoft.com/office/drawing/2016/5/11/chartex" xmlns:cx4="http://schemas.microsoft.com/office/drawing/2016/5/10/chartex" xmlns:cx3="http://schemas.microsoft.com/office/drawing/2016/5/9/chartex" xmlns:cx2="http://schemas.microsoft.com/office/drawing/2015/10/21/chartex" xmlns:cx1="http://schemas.microsoft.com/office/drawing/2015/9/8/chartex">
+          <mc:Fallback xmlns:w16sdtfl="http://schemas.microsoft.com/office/word/2024/wordml/sdtformatlock" xmlns:w16sdtdh="http://schemas.microsoft.com/office/word/2020/wordml/sdtdatahash" xmlns:w16du="http://schemas.microsoft.com/office/word/2023/wordml/word16du" xmlns:w16="http://schemas.microsoft.com/office/word/2018/wordml" xmlns:w16cid="http://schemas.microsoft.com/office/word/2016/wordml/cid" xmlns:w16cex="http://schemas.microsoft.com/office/word/2018/wordml/cex" xmlns:oel="http://schemas.microsoft.com/office/2019/extlst" xmlns:am3d="http://schemas.microsoft.com/office/drawing/2017/model3d" xmlns:aink="http://schemas.microsoft.com/office/drawing/2016/ink" xmlns:cx8="http://schemas.microsoft.com/office/drawing/2016/5/14/chartex" xmlns:cx7="http://schemas.microsoft.com/office/drawing/2016/5/13/chartex" xmlns:cx6="http://schemas.microsoft.com/office/drawing/2016/5/12/chartex" xmlns:cx5="http://schemas.microsoft.com/office/drawing/2016/5/11/chartex" xmlns:cx4="http://schemas.microsoft.com/office/drawing/2016/5/10/chartex" xmlns:cx3="http://schemas.microsoft.com/office/drawing/2016/5/9/chartex" xmlns:cx2="http://schemas.microsoft.com/office/drawing/2015/10/21/chartex">
             <w:pict>
               <v:rect w14:anchorId="5DCE6F84" id="Rectangle 1501725178" o:spid="_x0000_s1026" style="position:absolute;margin-left:35.3pt;margin-top:.1pt;width:18pt;height:17.25pt;z-index:251664384;visibility:visible;mso-wrap-style:square;mso-width-percent:0;mso-height-percent:0;mso-wrap-distance-left:9pt;mso-wrap-distance-top:0;mso-wrap-distance-right:9pt;mso-wrap-distance-bottom:0;mso-position-horizontal:absolute;mso-position-horizontal-relative:text;mso-position-vertical:absolute;mso-position-vertical-relative:text;mso-width-percent:0;mso-height-percent:0;mso-width-relative:page;mso-height-relative:page;v-text-anchor:top" o:gfxdata="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"/>
             </w:pict>
@@ -2065,7 +2021,27 @@
                 <w:szCs w:val="26"/>
                 <w:lang w:eastAsia="zh-CN"/>
               </w:rPr>
-              <w:t>Chi tiết: Bán buôn điện thoại di động, linh kiện, phụ kiện điện thoại, tai nghe, sạc, cáp sạc, ốp lưng, kính cường lực, pin dự phòng và thiết bị viễn thông.</w:t>
+              <w:t>Chi tiết: Bán buôn</w:t>
+            </w:r>
+            <w:bookmarkStart w:id="2" w:name="_GoBack"/>
+            <w:bookmarkEnd w:id="2"/>
+            <w:r>
+              <w:rPr>
+                <w:rFonts w:eastAsia="Times New Roman"/>
+                <w:sz w:val="26"/>
+                <w:szCs w:val="26"/>
+                <w:lang w:eastAsia="zh-CN"/>
+              </w:rPr>
+              <w:t xml:space="preserve"> điện thoại đã qua sử dụng</w:t>
+            </w:r>
+            <w:r>
+              <w:rPr>
+                <w:rFonts w:eastAsia="Times New Roman"/>
+                <w:sz w:val="26"/>
+                <w:szCs w:val="26"/>
+                <w:lang w:eastAsia="zh-CN"/>
+              </w:rPr>
+              <w:t>.</w:t>
             </w:r>
           </w:p>
         </w:tc>
@@ -2148,6 +2124,7 @@
         </w:tc>
       </w:tr>
     </w:tbl>
+    <w:bookmarkEnd w:id="1"/>
     <w:p>
       <w:pPr>
         <w:tabs>
@@ -2162,9 +2139,6 @@
           <w:szCs w:val="26"/>
         </w:rPr>
       </w:pPr>
-      <w:bookmarkStart w:id="2" w:name="_GoBack"/>
-      <w:bookmarkEnd w:id="1"/>
-      <w:bookmarkEnd w:id="2"/>
       <w:r>
         <w:rPr>
           <w:rFonts w:eastAsia="Times New Roman"/>
@@ -2230,15 +2204,15 @@
           <w:sz w:val="26"/>
           <w:szCs w:val="26"/>
         </w:rPr>
-        <w:t>1</w:t>
-      </w:r>
-      <w:r>
-        <w:rPr>
-          <w:rFonts w:eastAsia="Times New Roman"/>
-          <w:sz w:val="26"/>
-          <w:szCs w:val="26"/>
-        </w:rPr>
-        <w:t>00.000.000 VNĐ</w:t>
+        <w:t>2</w:t>
+      </w:r>
+      <w:r>
+        <w:rPr>
+          <w:rFonts w:eastAsia="Times New Roman"/>
+          <w:sz w:val="26"/>
+          <w:szCs w:val="26"/>
+        </w:rPr>
+        <w:t>0.000.000 VNĐ</w:t>
       </w:r>
       <w:r>
         <w:rPr>
@@ -2254,15 +2228,15 @@
           <w:sz w:val="26"/>
           <w:szCs w:val="26"/>
         </w:rPr>
-        <w:t>Một</w:t>
-      </w:r>
-      <w:r>
-        <w:rPr>
-          <w:rFonts w:eastAsia="Times New Roman"/>
-          <w:sz w:val="26"/>
-          <w:szCs w:val="26"/>
-        </w:rPr>
-        <w:t xml:space="preserve"> trăm triệu đồng chẵn</w:t>
+        <w:t>Hai mươi</w:t>
+      </w:r>
+      <w:r>
+        <w:rPr>
+          <w:rFonts w:eastAsia="Times New Roman"/>
+          <w:sz w:val="26"/>
+          <w:szCs w:val="26"/>
+        </w:rPr>
+        <w:t xml:space="preserve"> triệu đồng chẵn</w:t>
       </w:r>
       <w:r>
         <w:rPr>
@@ -2369,7 +2343,6 @@
           <w:sz w:val="26"/>
           <w:szCs w:val="26"/>
         </w:rPr>
-        <w:lastRenderedPageBreak/>
         <w:t>Số nhà/phòng, ngách/hẻm, ngõ/kiệt, đường/phố/đại lộ, tổ/xóm/ấp/thôn</w:t>
       </w:r>
       <w:r>
@@ -2446,6 +2419,7 @@
           <w:sz w:val="26"/>
           <w:szCs w:val="26"/>
         </w:rPr>
+        <w:lastRenderedPageBreak/>
         <w:t xml:space="preserve">Tỉnh/Thành phố trực thuộc trung ương: </w:t>
       </w:r>
       <w:r>
@@ -3131,7 +3105,7 @@
                     </wp:anchor>
                   </w:drawing>
                 </mc:Choice>
-                <mc:Fallback xmlns:w16sdtfl="http://schemas.microsoft.com/office/word/2024/wordml/sdtformatlock" xmlns:w16sdtdh="http://schemas.microsoft.com/office/word/2020/wordml/sdtdatahash" xmlns:w16du="http://schemas.microsoft.com/office/word/2023/wordml/word16du" xmlns:w16="http://schemas.microsoft.com/office/word/2018/wordml" xmlns:w16cid="http://schemas.microsoft.com/office/word/2016/wordml/cid" xmlns:w16cex="http://schemas.microsoft.com/office/word/2018/wordml/cex" xmlns:oel="http://schemas.microsoft.com/office/2019/extlst" xmlns:am3d="http://schemas.microsoft.com/office/drawing/2017/model3d" xmlns:aink="http://schemas.microsoft.com/office/drawing/2016/ink" xmlns:cx8="http://schemas.microsoft.com/office/drawing/2016/5/14/chartex" xmlns:cx7="http://schemas.microsoft.com/office/drawing/2016/5/13/chartex" xmlns:cx6="http://schemas.microsoft.com/office/drawing/2016/5/12/chartex" xmlns:cx5="http://schemas.microsoft.com/office/drawing/2016/5/11/chartex" xmlns:cx4="http://schemas.microsoft.com/office/drawing/2016/5/10/chartex" xmlns:cx3="http://schemas.microsoft.com/office/drawing/2016/5/9/chartex" xmlns:cx2="http://schemas.microsoft.com/office/drawing/2015/10/21/chartex" xmlns:cx1="http://schemas.microsoft.com/office/drawing/2015/9/8/chartex">
+                <mc:Fallback xmlns:w16sdtfl="http://schemas.microsoft.com/office/word/2024/wordml/sdtformatlock" xmlns:w16sdtdh="http://schemas.microsoft.com/office/word/2020/wordml/sdtdatahash" xmlns:w16du="http://schemas.microsoft.com/office/word/2023/wordml/word16du" xmlns:w16="http://schemas.microsoft.com/office/word/2018/wordml" xmlns:w16cid="http://schemas.microsoft.com/office/word/2016/wordml/cid" xmlns:w16cex="http://schemas.microsoft.com/office/word/2018/wordml/cex" xmlns:oel="http://schemas.microsoft.com/office/2019/extlst" xmlns:am3d="http://schemas.microsoft.com/office/drawing/2017/model3d" xmlns:aink="http://schemas.microsoft.com/office/drawing/2016/ink" xmlns:cx8="http://schemas.microsoft.com/office/drawing/2016/5/14/chartex" xmlns:cx7="http://schemas.microsoft.com/office/drawing/2016/5/13/chartex" xmlns:cx6="http://schemas.microsoft.com/office/drawing/2016/5/12/chartex" xmlns:cx5="http://schemas.microsoft.com/office/drawing/2016/5/11/chartex" xmlns:cx4="http://schemas.microsoft.com/office/drawing/2016/5/10/chartex" xmlns:cx3="http://schemas.microsoft.com/office/drawing/2016/5/9/chartex" xmlns:cx2="http://schemas.microsoft.com/office/drawing/2015/10/21/chartex">
                   <w:pict>
                     <v:rect w14:anchorId="23B44E7C" id="Rectangle 504395446" o:spid="_x0000_s1026" style="position:absolute;margin-left:152.05pt;margin-top:-.95pt;width:18pt;height:17.25pt;z-index:251661312;visibility:visible;mso-wrap-style:square;mso-width-percent:0;mso-height-percent:0;mso-wrap-distance-left:9pt;mso-wrap-distance-top:0;mso-wrap-distance-right:9pt;mso-wrap-distance-bottom:0;mso-position-horizontal:absolute;mso-position-horizontal-relative:text;mso-position-vertical:absolute;mso-position-vertical-relative:text;mso-width-percent:0;mso-height-percent:0;mso-width-relative:page;mso-height-relative:page;v-text-anchor:top" o:gfxdata="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"/>
                   </w:pict>
@@ -4450,6 +4424,7 @@
           <w:sz w:val="26"/>
           <w:szCs w:val="26"/>
         </w:rPr>
+        <w:lastRenderedPageBreak/>
         <w:t>- Hoàn toàn chịu trách nhiệm trước pháp luật về tính hợp pháp, chính xác và trung thực của nội dung đăng ký trên.</w:t>
       </w:r>
     </w:p>
@@ -4737,7 +4712,7 @@
 </file>
 
 <file path=word/endnotes.xml><?xml version="1.0" encoding="utf-8"?>
-<w:endnotes xmlns:wpc="http://schemas.microsoft.com/office/word/2010/wordprocessingCanvas" xmlns:cx="http://schemas.microsoft.com/office/drawing/2014/chartex" xmlns:mc="http://schemas.openxmlformats.org/markup-compatibility/2006" xmlns:o="urn:schemas-microsoft-com:office:office" xmlns:r="http://schemas.openxmlformats.org/officeDocument/2006/relationships" xmlns:m="http://schemas.openxmlformats.org/officeDocument/2006/math" xmlns:v="urn:schemas-microsoft-com:vml" xmlns:wp14="http://schemas.microsoft.com/office/word/2010/wordprocessingDrawing" xmlns:wp="http://schemas.openxmlformats.org/drawingml/2006/wordprocessingDrawing" xmlns:w10="urn:schemas-microsoft-com:office:word" xmlns:w="http://schemas.openxmlformats.org/wordprocessingml/2006/main" xmlns:w14="http://schemas.microsoft.com/office/word/2010/wordml" xmlns:w15="http://schemas.microsoft.com/office/word/2012/wordml" xmlns:w16se="http://schemas.microsoft.com/office/word/2015/wordml/symex" xmlns:wpg="http://schemas.microsoft.com/office/word/2010/wordprocessingGroup" xmlns:wpi="http://schemas.microsoft.com/office/word/2010/wordprocessingInk" xmlns:wne="http://schemas.microsoft.com/office/word/2006/wordml" xmlns:wps="http://schemas.microsoft.com/office/word/2010/wordprocessingShape" mc:Ignorable="w14 w15 w16se wp14">
+<w:endnotes xmlns:wpc="http://schemas.microsoft.com/office/word/2010/wordprocessingCanvas" xmlns:cx="http://schemas.microsoft.com/office/drawing/2014/chartex" xmlns:cx1="http://schemas.microsoft.com/office/drawing/2015/9/8/chartex" xmlns:mc="http://schemas.openxmlformats.org/markup-compatibility/2006" xmlns:o="urn:schemas-microsoft-com:office:office" xmlns:r="http://schemas.openxmlformats.org/officeDocument/2006/relationships" xmlns:m="http://schemas.openxmlformats.org/officeDocument/2006/math" xmlns:v="urn:schemas-microsoft-com:vml" xmlns:wp14="http://schemas.microsoft.com/office/word/2010/wordprocessingDrawing" xmlns:wp="http://schemas.openxmlformats.org/drawingml/2006/wordprocessingDrawing" xmlns:w10="urn:schemas-microsoft-com:office:word" xmlns:w="http://schemas.openxmlformats.org/wordprocessingml/2006/main" xmlns:w14="http://schemas.microsoft.com/office/word/2010/wordml" xmlns:w15="http://schemas.microsoft.com/office/word/2012/wordml" xmlns:w16se="http://schemas.microsoft.com/office/word/2015/wordml/symex" xmlns:wpg="http://schemas.microsoft.com/office/word/2010/wordprocessingGroup" xmlns:wpi="http://schemas.microsoft.com/office/word/2010/wordprocessingInk" xmlns:wne="http://schemas.microsoft.com/office/word/2006/wordml" xmlns:wps="http://schemas.microsoft.com/office/word/2010/wordprocessingShape" mc:Ignorable="w14 w15 w16se wp14">
   <w:endnote w:type="separator" w:id="-1">
     <w:p>
       <w:r>
@@ -4756,7 +4731,7 @@
 </file>
 
 <file path=word/footer1.xml><?xml version="1.0" encoding="utf-8"?>
-<w:ftr xmlns:wpc="http://schemas.microsoft.com/office/word/2010/wordprocessingCanvas" xmlns:cx="http://schemas.microsoft.com/office/drawing/2014/chartex" xmlns:mc="http://schemas.openxmlformats.org/markup-compatibility/2006" xmlns:o="urn:schemas-microsoft-com:office:office" xmlns:r="http://schemas.openxmlformats.org/officeDocument/2006/relationships" xmlns:m="http://schemas.openxmlformats.org/officeDocument/2006/math" xmlns:v="urn:schemas-microsoft-com:vml" xmlns:wp14="http://schemas.microsoft.com/office/word/2010/wordprocessingDrawing" xmlns:wp="http://schemas.openxmlformats.org/drawingml/2006/wordprocessingDrawing" xmlns:w10="urn:schemas-microsoft-com:office:word" xmlns:w="http://schemas.openxmlformats.org/wordprocessingml/2006/main" xmlns:w14="http://schemas.microsoft.com/office/word/2010/wordml" xmlns:w15="http://schemas.microsoft.com/office/word/2012/wordml" xmlns:w16se="http://schemas.microsoft.com/office/word/2015/wordml/symex" xmlns:wpg="http://schemas.microsoft.com/office/word/2010/wordprocessingGroup" xmlns:wpi="http://schemas.microsoft.com/office/word/2010/wordprocessingInk" xmlns:wne="http://schemas.microsoft.com/office/word/2006/wordml" xmlns:wps="http://schemas.microsoft.com/office/word/2010/wordprocessingShape" mc:Ignorable="w14 w15 w16se wp14">
+<w:ftr xmlns:wpc="http://schemas.microsoft.com/office/word/2010/wordprocessingCanvas" xmlns:cx="http://schemas.microsoft.com/office/drawing/2014/chartex" xmlns:cx1="http://schemas.microsoft.com/office/drawing/2015/9/8/chartex" xmlns:mc="http://schemas.openxmlformats.org/markup-compatibility/2006" xmlns:o="urn:schemas-microsoft-com:office:office" xmlns:r="http://schemas.openxmlformats.org/officeDocument/2006/relationships" xmlns:m="http://schemas.openxmlformats.org/officeDocument/2006/math" xmlns:v="urn:schemas-microsoft-com:vml" xmlns:wp14="http://schemas.microsoft.com/office/word/2010/wordprocessingDrawing" xmlns:wp="http://schemas.openxmlformats.org/drawingml/2006/wordprocessingDrawing" xmlns:w10="urn:schemas-microsoft-com:office:word" xmlns:w="http://schemas.openxmlformats.org/wordprocessingml/2006/main" xmlns:w14="http://schemas.microsoft.com/office/word/2010/wordml" xmlns:w15="http://schemas.microsoft.com/office/word/2012/wordml" xmlns:w16se="http://schemas.microsoft.com/office/word/2015/wordml/symex" xmlns:wpg="http://schemas.microsoft.com/office/word/2010/wordprocessingGroup" xmlns:wpi="http://schemas.microsoft.com/office/word/2010/wordprocessingInk" xmlns:wne="http://schemas.microsoft.com/office/word/2006/wordml" xmlns:wps="http://schemas.microsoft.com/office/word/2010/wordprocessingShape" mc:Ignorable="w14 w15 w16se wp14">
   <w:p>
     <w:pPr>
       <w:pStyle w:val="Footer"/>
@@ -4772,7 +4747,7 @@
 </file>
 
 <file path=word/footnotes.xml><?xml version="1.0" encoding="utf-8"?>
-<w:footnotes xmlns:wpc="http://schemas.microsoft.com/office/word/2010/wordprocessingCanvas" xmlns:cx="http://schemas.microsoft.com/office/drawing/2014/chartex" xmlns:mc="http://schemas.openxmlformats.org/markup-compatibility/2006" xmlns:o="urn:schemas-microsoft-com:office:office" xmlns:r="http://schemas.openxmlformats.org/officeDocument/2006/relationships" xmlns:m="http://schemas.openxmlformats.org/officeDocument/2006/math" xmlns:v="urn:schemas-microsoft-com:vml" xmlns:wp14="http://schemas.microsoft.com/office/word/2010/wordprocessingDrawing" xmlns:wp="http://schemas.openxmlformats.org/drawingml/2006/wordprocessingDrawing" xmlns:w10="urn:schemas-microsoft-com:office:word" xmlns:w="http://schemas.openxmlformats.org/wordprocessingml/2006/main" xmlns:w14="http://schemas.microsoft.com/office/word/2010/wordml" xmlns:w15="http://schemas.microsoft.com/office/word/2012/wordml" xmlns:w16se="http://schemas.microsoft.com/office/word/2015/wordml/symex" xmlns:wpg="http://schemas.microsoft.com/office/word/2010/wordprocessingGroup" xmlns:wpi="http://schemas.microsoft.com/office/word/2010/wordprocessingInk" xmlns:wne="http://schemas.microsoft.com/office/word/2006/wordml" xmlns:wps="http://schemas.microsoft.com/office/word/2010/wordprocessingShape" mc:Ignorable="w14 w15 w16se wp14">
+<w:footnotes xmlns:wpc="http://schemas.microsoft.com/office/word/2010/wordprocessingCanvas" xmlns:cx="http://schemas.microsoft.com/office/drawing/2014/chartex" xmlns:cx1="http://schemas.microsoft.com/office/drawing/2015/9/8/chartex" xmlns:mc="http://schemas.openxmlformats.org/markup-compatibility/2006" xmlns:o="urn:schemas-microsoft-com:office:office" xmlns:r="http://schemas.openxmlformats.org/officeDocument/2006/relationships" xmlns:m="http://schemas.openxmlformats.org/officeDocument/2006/math" xmlns:v="urn:schemas-microsoft-com:vml" xmlns:wp14="http://schemas.microsoft.com/office/word/2010/wordprocessingDrawing" xmlns:wp="http://schemas.openxmlformats.org/drawingml/2006/wordprocessingDrawing" xmlns:w10="urn:schemas-microsoft-com:office:word" xmlns:w="http://schemas.openxmlformats.org/wordprocessingml/2006/main" xmlns:w14="http://schemas.microsoft.com/office/word/2010/wordml" xmlns:w15="http://schemas.microsoft.com/office/word/2012/wordml" xmlns:w16se="http://schemas.microsoft.com/office/word/2015/wordml/symex" xmlns:wpg="http://schemas.microsoft.com/office/word/2010/wordprocessingGroup" xmlns:wpi="http://schemas.microsoft.com/office/word/2010/wordprocessingInk" xmlns:wne="http://schemas.microsoft.com/office/word/2006/wordml" xmlns:wps="http://schemas.microsoft.com/office/word/2010/wordprocessingShape" mc:Ignorable="w14 w15 w16se wp14">
   <w:footnote w:type="separator" w:id="-1">
     <w:p>
       <w:r>
@@ -4986,7 +4961,7 @@
 </file>
 
 <file path=word/header1.xml><?xml version="1.0" encoding="utf-8"?>
-<w:hdr xmlns:wpc="http://schemas.microsoft.com/office/word/2010/wordprocessingCanvas" xmlns:cx="http://schemas.microsoft.com/office/drawing/2014/chartex" xmlns:mc="http://schemas.openxmlformats.org/markup-compatibility/2006" xmlns:o="urn:schemas-microsoft-com:office:office" xmlns:r="http://schemas.openxmlformats.org/officeDocument/2006/relationships" xmlns:m="http://schemas.openxmlformats.org/officeDocument/2006/math" xmlns:v="urn:schemas-microsoft-com:vml" xmlns:wp14="http://schemas.microsoft.com/office/word/2010/wordprocessingDrawing" xmlns:wp="http://schemas.openxmlformats.org/drawingml/2006/wordprocessingDrawing" xmlns:w10="urn:schemas-microsoft-com:office:word" xmlns:w="http://schemas.openxmlformats.org/wordprocessingml/2006/main" xmlns:w14="http://schemas.microsoft.com/office/word/2010/wordml" xmlns:w15="http://schemas.microsoft.com/office/word/2012/wordml" xmlns:w16se="http://schemas.microsoft.com/office/word/2015/wordml/symex" xmlns:wpg="http://schemas.microsoft.com/office/word/2010/wordprocessingGroup" xmlns:wpi="http://schemas.microsoft.com/office/word/2010/wordprocessingInk" xmlns:wne="http://schemas.microsoft.com/office/word/2006/wordml" xmlns:wps="http://schemas.microsoft.com/office/word/2010/wordprocessingShape" mc:Ignorable="w14 w15 w16se wp14">
+<w:hdr xmlns:wpc="http://schemas.microsoft.com/office/word/2010/wordprocessingCanvas" xmlns:cx="http://schemas.microsoft.com/office/drawing/2014/chartex" xmlns:cx1="http://schemas.microsoft.com/office/drawing/2015/9/8/chartex" xmlns:mc="http://schemas.openxmlformats.org/markup-compatibility/2006" xmlns:o="urn:schemas-microsoft-com:office:office" xmlns:r="http://schemas.openxmlformats.org/officeDocument/2006/relationships" xmlns:m="http://schemas.openxmlformats.org/officeDocument/2006/math" xmlns:v="urn:schemas-microsoft-com:vml" xmlns:wp14="http://schemas.microsoft.com/office/word/2010/wordprocessingDrawing" xmlns:wp="http://schemas.openxmlformats.org/drawingml/2006/wordprocessingDrawing" xmlns:w10="urn:schemas-microsoft-com:office:word" xmlns:w="http://schemas.openxmlformats.org/wordprocessingml/2006/main" xmlns:w14="http://schemas.microsoft.com/office/word/2010/wordml" xmlns:w15="http://schemas.microsoft.com/office/word/2012/wordml" xmlns:w16se="http://schemas.microsoft.com/office/word/2015/wordml/symex" xmlns:wpg="http://schemas.microsoft.com/office/word/2010/wordprocessingGroup" xmlns:wpi="http://schemas.microsoft.com/office/word/2010/wordprocessingInk" xmlns:wne="http://schemas.microsoft.com/office/word/2006/wordml" xmlns:wps="http://schemas.microsoft.com/office/word/2010/wordprocessingShape" mc:Ignorable="w14 w15 w16se wp14">
   <w:sdt>
     <w:sdtPr>
       <w:id w:val="-845556584"/>
@@ -5019,7 +4994,7 @@
           <w:rPr>
             <w:noProof/>
           </w:rPr>
-          <w:t>4</w:t>
+          <w:t>2</w:t>
         </w:r>
         <w:r>
           <w:rPr>
@@ -5034,7 +5009,7 @@
 </file>
 
 <file path=word/header2.xml><?xml version="1.0" encoding="utf-8"?>
-<w:hdr xmlns:wpc="http://schemas.microsoft.com/office/word/2010/wordprocessingCanvas" xmlns:cx="http://schemas.microsoft.com/office/drawing/2014/chartex" xmlns:mc="http://schemas.openxmlformats.org/markup-compatibility/2006" xmlns:o="urn:schemas-microsoft-com:office:office" xmlns:r="http://schemas.openxmlformats.org/officeDocument/2006/relationships" xmlns:m="http://schemas.openxmlformats.org/officeDocument/2006/math" xmlns:v="urn:schemas-microsoft-com:vml" xmlns:wp14="http://schemas.microsoft.com/office/word/2010/wordprocessingDrawing" xmlns:wp="http://schemas.openxmlformats.org/drawingml/2006/wordprocessingDrawing" xmlns:w10="urn:schemas-microsoft-com:office:word" xmlns:w="http://schemas.openxmlformats.org/wordprocessingml/2006/main" xmlns:w14="http://schemas.microsoft.com/office/word/2010/wordml" xmlns:w15="http://schemas.microsoft.com/office/word/2012/wordml" xmlns:w16se="http://schemas.microsoft.com/office/word/2015/wordml/symex" xmlns:wpg="http://schemas.microsoft.com/office/word/2010/wordprocessingGroup" xmlns:wpi="http://schemas.microsoft.com/office/word/2010/wordprocessingInk" xmlns:wne="http://schemas.microsoft.com/office/word/2006/wordml" xmlns:wps="http://schemas.microsoft.com/office/word/2010/wordprocessingShape" mc:Ignorable="w14 w15 w16se wp14">
+<w:hdr xmlns:wpc="http://schemas.microsoft.com/office/word/2010/wordprocessingCanvas" xmlns:cx="http://schemas.microsoft.com/office/drawing/2014/chartex" xmlns:cx1="http://schemas.microsoft.com/office/drawing/2015/9/8/chartex" xmlns:mc="http://schemas.openxmlformats.org/markup-compatibility/2006" xmlns:o="urn:schemas-microsoft-com:office:office" xmlns:r="http://schemas.openxmlformats.org/officeDocument/2006/relationships" xmlns:m="http://schemas.openxmlformats.org/officeDocument/2006/math" xmlns:v="urn:schemas-microsoft-com:vml" xmlns:wp14="http://schemas.microsoft.com/office/word/2010/wordprocessingDrawing" xmlns:wp="http://schemas.openxmlformats.org/drawingml/2006/wordprocessingDrawing" xmlns:w10="urn:schemas-microsoft-com:office:word" xmlns:w="http://schemas.openxmlformats.org/wordprocessingml/2006/main" xmlns:w14="http://schemas.microsoft.com/office/word/2010/wordml" xmlns:w15="http://schemas.microsoft.com/office/word/2012/wordml" xmlns:w16se="http://schemas.microsoft.com/office/word/2015/wordml/symex" xmlns:wpg="http://schemas.microsoft.com/office/word/2010/wordprocessingGroup" xmlns:wpi="http://schemas.microsoft.com/office/word/2010/wordprocessingInk" xmlns:wne="http://schemas.microsoft.com/office/word/2006/wordml" xmlns:wps="http://schemas.microsoft.com/office/word/2010/wordprocessingShape" mc:Ignorable="w14 w15 w16se wp14">
   <w:p>
     <w:pPr>
       <w:pStyle w:val="Header"/>
@@ -5044,7 +5019,7 @@
 </file>
 
 <file path=word/numbering.xml><?xml version="1.0" encoding="utf-8"?>
-<w:numbering xmlns:wpc="http://schemas.microsoft.com/office/word/2010/wordprocessingCanvas" xmlns:cx="http://schemas.microsoft.com/office/drawing/2014/chartex" xmlns:mc="http://schemas.openxmlformats.org/markup-compatibility/2006" xmlns:o="urn:schemas-microsoft-com:office:office" xmlns:r="http://schemas.openxmlformats.org/officeDocument/2006/relationships" xmlns:m="http://schemas.openxmlformats.org/officeDocument/2006/math" xmlns:v="urn:schemas-microsoft-com:vml" xmlns:wp14="http://schemas.microsoft.com/office/word/2010/wordprocessingDrawing" xmlns:wp="http://schemas.openxmlformats.org/drawingml/2006/wordprocessingDrawing" xmlns:w10="urn:schemas-microsoft-com:office:word" xmlns:w="http://schemas.openxmlformats.org/wordprocessingml/2006/main" xmlns:w14="http://schemas.microsoft.com/office/word/2010/wordml" xmlns:w15="http://schemas.microsoft.com/office/word/2012/wordml" xmlns:w16se="http://schemas.microsoft.com/office/word/2015/wordml/symex" xmlns:wpg="http://schemas.microsoft.com/office/word/2010/wordprocessingGroup" xmlns:wpi="http://schemas.microsoft.com/office/word/2010/wordprocessingInk" xmlns:wne="http://schemas.microsoft.com/office/word/2006/wordml" xmlns:wps="http://schemas.microsoft.com/office/word/2010/wordprocessingShape" mc:Ignorable="w14 w15 w16se wp14">
+<w:numbering xmlns:wpc="http://schemas.microsoft.com/office/word/2010/wordprocessingCanvas" xmlns:cx="http://schemas.microsoft.com/office/drawing/2014/chartex" xmlns:cx1="http://schemas.microsoft.com/office/drawing/2015/9/8/chartex" xmlns:mc="http://schemas.openxmlformats.org/markup-compatibility/2006" xmlns:o="urn:schemas-microsoft-com:office:office" xmlns:r="http://schemas.openxmlformats.org/officeDocument/2006/relationships" xmlns:m="http://schemas.openxmlformats.org/officeDocument/2006/math" xmlns:v="urn:schemas-microsoft-com:vml" xmlns:wp14="http://schemas.microsoft.com/office/word/2010/wordprocessingDrawing" xmlns:wp="http://schemas.openxmlformats.org/drawingml/2006/wordprocessingDrawing" xmlns:w10="urn:schemas-microsoft-com:office:word" xmlns:w="http://schemas.openxmlformats.org/wordprocessingml/2006/main" xmlns:w14="http://schemas.microsoft.com/office/word/2010/wordml" xmlns:w15="http://schemas.microsoft.com/office/word/2012/wordml" xmlns:w16se="http://schemas.microsoft.com/office/word/2015/wordml/symex" xmlns:wpg="http://schemas.microsoft.com/office/word/2010/wordprocessingGroup" xmlns:wpi="http://schemas.microsoft.com/office/word/2010/wordprocessingInk" xmlns:wne="http://schemas.microsoft.com/office/word/2006/wordml" xmlns:wps="http://schemas.microsoft.com/office/word/2010/wordprocessingShape" mc:Ignorable="w14 w15 w16se wp14">
   <w:abstractNum w:abstractNumId="0" w15:restartNumberingAfterBreak="0">
     <w:nsid w:val="788422C8"/>
     <w:multiLevelType w:val="hybridMultilevel"/>

--- a/Hộ Kinh Doanh Sáng Phát/SangPhat_GiayDeNghi_HoKinhDoanh.docx
+++ b/Hộ Kinh Doanh Sáng Phát/SangPhat_GiayDeNghi_HoKinhDoanh.docx
@@ -1,6 +1,6 @@
 
 <file path=word/document.xml><?xml version="1.0" encoding="utf-8"?>
-<w:document xmlns:wpc="http://schemas.microsoft.com/office/word/2010/wordprocessingCanvas" xmlns:cx="http://schemas.microsoft.com/office/drawing/2014/chartex" xmlns:cx1="http://schemas.microsoft.com/office/drawing/2015/9/8/chartex" xmlns:mc="http://schemas.openxmlformats.org/markup-compatibility/2006" xmlns:o="urn:schemas-microsoft-com:office:office" xmlns:r="http://schemas.openxmlformats.org/officeDocument/2006/relationships" xmlns:m="http://schemas.openxmlformats.org/officeDocument/2006/math" xmlns:v="urn:schemas-microsoft-com:vml" xmlns:wp14="http://schemas.microsoft.com/office/word/2010/wordprocessingDrawing" xmlns:wp="http://schemas.openxmlformats.org/drawingml/2006/wordprocessingDrawing" xmlns:w10="urn:schemas-microsoft-com:office:word" xmlns:w="http://schemas.openxmlformats.org/wordprocessingml/2006/main" xmlns:w14="http://schemas.microsoft.com/office/word/2010/wordml" xmlns:w15="http://schemas.microsoft.com/office/word/2012/wordml" xmlns:w16se="http://schemas.microsoft.com/office/word/2015/wordml/symex" xmlns:wpg="http://schemas.microsoft.com/office/word/2010/wordprocessingGroup" xmlns:wpi="http://schemas.microsoft.com/office/word/2010/wordprocessingInk" xmlns:wne="http://schemas.microsoft.com/office/word/2006/wordml" xmlns:wps="http://schemas.microsoft.com/office/word/2010/wordprocessingShape" mc:Ignorable="w14 w15 w16se wp14">
+<w:document xmlns:wpc="http://schemas.microsoft.com/office/word/2010/wordprocessingCanvas" xmlns:cx="http://schemas.microsoft.com/office/drawing/2014/chartex" xmlns:mc="http://schemas.openxmlformats.org/markup-compatibility/2006" xmlns:o="urn:schemas-microsoft-com:office:office" xmlns:r="http://schemas.openxmlformats.org/officeDocument/2006/relationships" xmlns:m="http://schemas.openxmlformats.org/officeDocument/2006/math" xmlns:v="urn:schemas-microsoft-com:vml" xmlns:wp14="http://schemas.microsoft.com/office/word/2010/wordprocessingDrawing" xmlns:wp="http://schemas.openxmlformats.org/drawingml/2006/wordprocessingDrawing" xmlns:w10="urn:schemas-microsoft-com:office:word" xmlns:w="http://schemas.openxmlformats.org/wordprocessingml/2006/main" xmlns:w14="http://schemas.microsoft.com/office/word/2010/wordml" xmlns:w15="http://schemas.microsoft.com/office/word/2012/wordml" xmlns:w16se="http://schemas.microsoft.com/office/word/2015/wordml/symex" xmlns:wpg="http://schemas.microsoft.com/office/word/2010/wordprocessingGroup" xmlns:wpi="http://schemas.microsoft.com/office/word/2010/wordprocessingInk" xmlns:wne="http://schemas.microsoft.com/office/word/2006/wordml" xmlns:wps="http://schemas.microsoft.com/office/word/2010/wordprocessingShape" mc:Ignorable="w14 w15 w16se wp14">
   <w:body>
     <w:p>
       <w:pPr>
@@ -146,7 +146,7 @@
               </wp:anchor>
             </w:drawing>
           </mc:Choice>
-          <mc:Fallback xmlns:w16sdtfl="http://schemas.microsoft.com/office/word/2024/wordml/sdtformatlock" xmlns:w16sdtdh="http://schemas.microsoft.com/office/word/2020/wordml/sdtdatahash" xmlns:w16du="http://schemas.microsoft.com/office/word/2023/wordml/word16du" xmlns:w16="http://schemas.microsoft.com/office/word/2018/wordml" xmlns:w16cid="http://schemas.microsoft.com/office/word/2016/wordml/cid" xmlns:w16cex="http://schemas.microsoft.com/office/word/2018/wordml/cex" xmlns:oel="http://schemas.microsoft.com/office/2019/extlst" xmlns:am3d="http://schemas.microsoft.com/office/drawing/2017/model3d" xmlns:aink="http://schemas.microsoft.com/office/drawing/2016/ink" xmlns:cx8="http://schemas.microsoft.com/office/drawing/2016/5/14/chartex" xmlns:cx7="http://schemas.microsoft.com/office/drawing/2016/5/13/chartex" xmlns:cx6="http://schemas.microsoft.com/office/drawing/2016/5/12/chartex" xmlns:cx5="http://schemas.microsoft.com/office/drawing/2016/5/11/chartex" xmlns:cx4="http://schemas.microsoft.com/office/drawing/2016/5/10/chartex" xmlns:cx3="http://schemas.microsoft.com/office/drawing/2016/5/9/chartex" xmlns:cx2="http://schemas.microsoft.com/office/drawing/2015/10/21/chartex">
+          <mc:Fallback xmlns:cx2="http://schemas.microsoft.com/office/drawing/2015/10/21/chartex" xmlns:cx3="http://schemas.microsoft.com/office/drawing/2016/5/9/chartex" xmlns:cx4="http://schemas.microsoft.com/office/drawing/2016/5/10/chartex" xmlns:cx5="http://schemas.microsoft.com/office/drawing/2016/5/11/chartex" xmlns:cx6="http://schemas.microsoft.com/office/drawing/2016/5/12/chartex" xmlns:cx7="http://schemas.microsoft.com/office/drawing/2016/5/13/chartex" xmlns:cx8="http://schemas.microsoft.com/office/drawing/2016/5/14/chartex" xmlns:aink="http://schemas.microsoft.com/office/drawing/2016/ink" xmlns:am3d="http://schemas.microsoft.com/office/drawing/2017/model3d" xmlns:oel="http://schemas.microsoft.com/office/2019/extlst" xmlns:w16cex="http://schemas.microsoft.com/office/word/2018/wordml/cex" xmlns:w16cid="http://schemas.microsoft.com/office/word/2016/wordml/cid" xmlns:w16="http://schemas.microsoft.com/office/word/2018/wordml" xmlns:w16du="http://schemas.microsoft.com/office/word/2023/wordml/word16du" xmlns:w16sdtdh="http://schemas.microsoft.com/office/word/2020/wordml/sdtdatahash" xmlns:w16sdtfl="http://schemas.microsoft.com/office/word/2024/wordml/sdtformatlock" xmlns:cx1="http://schemas.microsoft.com/office/drawing/2015/9/8/chartex">
             <w:pict>
               <v:line w14:anchorId="787BDFBF" id="Straight Connector 1378541316" o:spid="_x0000_s1026" style="position:absolute;z-index:251659264;visibility:visible;mso-wrap-style:square;mso-width-percent:0;mso-height-percent:0;mso-wrap-distance-left:9pt;mso-wrap-distance-top:-3e-5mm;mso-wrap-distance-right:9pt;mso-wrap-distance-bottom:-3e-5mm;mso-position-horizontal:absolute;mso-position-horizontal-relative:text;mso-position-vertical:absolute;mso-position-vertical-relative:text;mso-width-percent:0;mso-height-percent:0;mso-width-relative:page;mso-height-relative:page" from="147.15pt,2.85pt" to="306.85pt,2.85pt" o:gfxdata="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"/>
             </w:pict>
@@ -314,6 +314,7 @@
         </w:rPr>
         <w:t xml:space="preserve">Phường </w:t>
       </w:r>
+      <w:proofErr w:type="gramStart"/>
       <w:r>
         <w:rPr>
           <w:rFonts w:eastAsia="Times New Roman"/>
@@ -322,7 +323,18 @@
           <w:sz w:val="26"/>
           <w:szCs w:val="26"/>
         </w:rPr>
-        <w:t>An Phú</w:t>
+        <w:t>An</w:t>
+      </w:r>
+      <w:proofErr w:type="gramEnd"/>
+      <w:r>
+        <w:rPr>
+          <w:rFonts w:eastAsia="Times New Roman"/>
+          <w:i/>
+          <w:iCs/>
+          <w:sz w:val="26"/>
+          <w:szCs w:val="26"/>
+        </w:rPr>
+        <w:t xml:space="preserve"> Phú</w:t>
       </w:r>
     </w:p>
     <w:p>
@@ -916,12 +928,21 @@
               </w:rPr>
               <w:t xml:space="preserve">c khu: Phường </w:t>
             </w:r>
-            <w:r>
-              <w:rPr>
-                <w:sz w:val="26"/>
-                <w:szCs w:val="26"/>
-              </w:rPr>
-              <w:t>An Phú</w:t>
+            <w:proofErr w:type="gramStart"/>
+            <w:r>
+              <w:rPr>
+                <w:sz w:val="26"/>
+                <w:szCs w:val="26"/>
+              </w:rPr>
+              <w:t>An</w:t>
+            </w:r>
+            <w:proofErr w:type="gramEnd"/>
+            <w:r>
+              <w:rPr>
+                <w:sz w:val="26"/>
+                <w:szCs w:val="26"/>
+              </w:rPr>
+              <w:t xml:space="preserve"> Phú</w:t>
             </w:r>
           </w:p>
           <w:p>
@@ -1315,7 +1336,23 @@
           <w:sz w:val="26"/>
           <w:szCs w:val="26"/>
         </w:rPr>
-        <w:t>Phường An Phú</w:t>
+        <w:t xml:space="preserve">Phường </w:t>
+      </w:r>
+      <w:proofErr w:type="gramStart"/>
+      <w:r>
+        <w:rPr>
+          <w:sz w:val="26"/>
+          <w:szCs w:val="26"/>
+        </w:rPr>
+        <w:t>An</w:t>
+      </w:r>
+      <w:proofErr w:type="gramEnd"/>
+      <w:r>
+        <w:rPr>
+          <w:sz w:val="26"/>
+          <w:szCs w:val="26"/>
+        </w:rPr>
+        <w:t xml:space="preserve"> Phú</w:t>
       </w:r>
     </w:p>
     <w:p>
@@ -1628,7 +1665,7 @@
               </wp:anchor>
             </w:drawing>
           </mc:Choice>
-          <mc:Fallback xmlns:w16sdtfl="http://schemas.microsoft.com/office/word/2024/wordml/sdtformatlock" xmlns:w16sdtdh="http://schemas.microsoft.com/office/word/2020/wordml/sdtdatahash" xmlns:w16du="http://schemas.microsoft.com/office/word/2023/wordml/word16du" xmlns:w16="http://schemas.microsoft.com/office/word/2018/wordml" xmlns:w16cid="http://schemas.microsoft.com/office/word/2016/wordml/cid" xmlns:w16cex="http://schemas.microsoft.com/office/word/2018/wordml/cex" xmlns:oel="http://schemas.microsoft.com/office/2019/extlst" xmlns:am3d="http://schemas.microsoft.com/office/drawing/2017/model3d" xmlns:aink="http://schemas.microsoft.com/office/drawing/2016/ink" xmlns:cx8="http://schemas.microsoft.com/office/drawing/2016/5/14/chartex" xmlns:cx7="http://schemas.microsoft.com/office/drawing/2016/5/13/chartex" xmlns:cx6="http://schemas.microsoft.com/office/drawing/2016/5/12/chartex" xmlns:cx5="http://schemas.microsoft.com/office/drawing/2016/5/11/chartex" xmlns:cx4="http://schemas.microsoft.com/office/drawing/2016/5/10/chartex" xmlns:cx3="http://schemas.microsoft.com/office/drawing/2016/5/9/chartex" xmlns:cx2="http://schemas.microsoft.com/office/drawing/2015/10/21/chartex">
+          <mc:Fallback xmlns:cx2="http://schemas.microsoft.com/office/drawing/2015/10/21/chartex" xmlns:cx3="http://schemas.microsoft.com/office/drawing/2016/5/9/chartex" xmlns:cx4="http://schemas.microsoft.com/office/drawing/2016/5/10/chartex" xmlns:cx5="http://schemas.microsoft.com/office/drawing/2016/5/11/chartex" xmlns:cx6="http://schemas.microsoft.com/office/drawing/2016/5/12/chartex" xmlns:cx7="http://schemas.microsoft.com/office/drawing/2016/5/13/chartex" xmlns:cx8="http://schemas.microsoft.com/office/drawing/2016/5/14/chartex" xmlns:aink="http://schemas.microsoft.com/office/drawing/2016/ink" xmlns:am3d="http://schemas.microsoft.com/office/drawing/2017/model3d" xmlns:oel="http://schemas.microsoft.com/office/2019/extlst" xmlns:w16cex="http://schemas.microsoft.com/office/word/2018/wordml/cex" xmlns:w16cid="http://schemas.microsoft.com/office/word/2016/wordml/cid" xmlns:w16="http://schemas.microsoft.com/office/word/2018/wordml" xmlns:w16du="http://schemas.microsoft.com/office/word/2023/wordml/word16du" xmlns:w16sdtdh="http://schemas.microsoft.com/office/word/2020/wordml/sdtdatahash" xmlns:w16sdtfl="http://schemas.microsoft.com/office/word/2024/wordml/sdtformatlock" xmlns:cx1="http://schemas.microsoft.com/office/drawing/2015/9/8/chartex">
             <w:pict>
               <v:rect w14:anchorId="5DCE6F84" id="Rectangle 1501725178" o:spid="_x0000_s1026" style="position:absolute;margin-left:35.3pt;margin-top:.1pt;width:18pt;height:17.25pt;z-index:251664384;visibility:visible;mso-wrap-style:square;mso-width-percent:0;mso-height-percent:0;mso-wrap-distance-left:9pt;mso-wrap-distance-top:0;mso-wrap-distance-right:9pt;mso-wrap-distance-bottom:0;mso-position-horizontal:absolute;mso-position-horizontal-relative:text;mso-position-vertical:absolute;mso-position-vertical-relative:text;mso-width-percent:0;mso-height-percent:0;mso-width-relative:page;mso-height-relative:page;v-text-anchor:top" o:gfxdata="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"/>
             </w:pict>
@@ -2021,19 +2058,19 @@
                 <w:szCs w:val="26"/>
                 <w:lang w:eastAsia="zh-CN"/>
               </w:rPr>
-              <w:t>Chi tiết: Bán buôn</w:t>
+              <w:t xml:space="preserve">Chi tiết: </w:t>
+            </w:r>
+            <w:r>
+              <w:rPr>
+                <w:rFonts w:eastAsia="Times New Roman"/>
+                <w:sz w:val="26"/>
+                <w:szCs w:val="26"/>
+                <w:lang w:eastAsia="zh-CN"/>
+              </w:rPr>
+              <w:t>cáp sạc, tai nghe, ốp lưng, cường lực, sạc dự phòng</w:t>
             </w:r>
             <w:bookmarkStart w:id="2" w:name="_GoBack"/>
             <w:bookmarkEnd w:id="2"/>
-            <w:r>
-              <w:rPr>
-                <w:rFonts w:eastAsia="Times New Roman"/>
-                <w:sz w:val="26"/>
-                <w:szCs w:val="26"/>
-                <w:lang w:eastAsia="zh-CN"/>
-              </w:rPr>
-              <w:t xml:space="preserve"> điện thoại đã qua sử dụng</w:t>
-            </w:r>
             <w:r>
               <w:rPr>
                 <w:rFonts w:eastAsia="Times New Roman"/>
@@ -3105,7 +3142,7 @@
                     </wp:anchor>
                   </w:drawing>
                 </mc:Choice>
-                <mc:Fallback xmlns:w16sdtfl="http://schemas.microsoft.com/office/word/2024/wordml/sdtformatlock" xmlns:w16sdtdh="http://schemas.microsoft.com/office/word/2020/wordml/sdtdatahash" xmlns:w16du="http://schemas.microsoft.com/office/word/2023/wordml/word16du" xmlns:w16="http://schemas.microsoft.com/office/word/2018/wordml" xmlns:w16cid="http://schemas.microsoft.com/office/word/2016/wordml/cid" xmlns:w16cex="http://schemas.microsoft.com/office/word/2018/wordml/cex" xmlns:oel="http://schemas.microsoft.com/office/2019/extlst" xmlns:am3d="http://schemas.microsoft.com/office/drawing/2017/model3d" xmlns:aink="http://schemas.microsoft.com/office/drawing/2016/ink" xmlns:cx8="http://schemas.microsoft.com/office/drawing/2016/5/14/chartex" xmlns:cx7="http://schemas.microsoft.com/office/drawing/2016/5/13/chartex" xmlns:cx6="http://schemas.microsoft.com/office/drawing/2016/5/12/chartex" xmlns:cx5="http://schemas.microsoft.com/office/drawing/2016/5/11/chartex" xmlns:cx4="http://schemas.microsoft.com/office/drawing/2016/5/10/chartex" xmlns:cx3="http://schemas.microsoft.com/office/drawing/2016/5/9/chartex" xmlns:cx2="http://schemas.microsoft.com/office/drawing/2015/10/21/chartex">
+                <mc:Fallback xmlns:cx2="http://schemas.microsoft.com/office/drawing/2015/10/21/chartex" xmlns:cx3="http://schemas.microsoft.com/office/drawing/2016/5/9/chartex" xmlns:cx4="http://schemas.microsoft.com/office/drawing/2016/5/10/chartex" xmlns:cx5="http://schemas.microsoft.com/office/drawing/2016/5/11/chartex" xmlns:cx6="http://schemas.microsoft.com/office/drawing/2016/5/12/chartex" xmlns:cx7="http://schemas.microsoft.com/office/drawing/2016/5/13/chartex" xmlns:cx8="http://schemas.microsoft.com/office/drawing/2016/5/14/chartex" xmlns:aink="http://schemas.microsoft.com/office/drawing/2016/ink" xmlns:am3d="http://schemas.microsoft.com/office/drawing/2017/model3d" xmlns:oel="http://schemas.microsoft.com/office/2019/extlst" xmlns:w16cex="http://schemas.microsoft.com/office/word/2018/wordml/cex" xmlns:w16cid="http://schemas.microsoft.com/office/word/2016/wordml/cid" xmlns:w16="http://schemas.microsoft.com/office/word/2018/wordml" xmlns:w16du="http://schemas.microsoft.com/office/word/2023/wordml/word16du" xmlns:w16sdtdh="http://schemas.microsoft.com/office/word/2020/wordml/sdtdatahash" xmlns:w16sdtfl="http://schemas.microsoft.com/office/word/2024/wordml/sdtformatlock" xmlns:cx1="http://schemas.microsoft.com/office/drawing/2015/9/8/chartex">
                   <w:pict>
                     <v:rect w14:anchorId="23B44E7C" id="Rectangle 504395446" o:spid="_x0000_s1026" style="position:absolute;margin-left:152.05pt;margin-top:-.95pt;width:18pt;height:17.25pt;z-index:251661312;visibility:visible;mso-wrap-style:square;mso-width-percent:0;mso-height-percent:0;mso-wrap-distance-left:9pt;mso-wrap-distance-top:0;mso-wrap-distance-right:9pt;mso-wrap-distance-bottom:0;mso-position-horizontal:absolute;mso-position-horizontal-relative:text;mso-position-vertical:absolute;mso-position-vertical-relative:text;mso-width-percent:0;mso-height-percent:0;mso-width-relative:page;mso-height-relative:page;v-text-anchor:top" o:gfxdata="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"/>
                   </w:pict>
@@ -4712,7 +4749,7 @@
 </file>
 
 <file path=word/endnotes.xml><?xml version="1.0" encoding="utf-8"?>
-<w:endnotes xmlns:wpc="http://schemas.microsoft.com/office/word/2010/wordprocessingCanvas" xmlns:cx="http://schemas.microsoft.com/office/drawing/2014/chartex" xmlns:cx1="http://schemas.microsoft.com/office/drawing/2015/9/8/chartex" xmlns:mc="http://schemas.openxmlformats.org/markup-compatibility/2006" xmlns:o="urn:schemas-microsoft-com:office:office" xmlns:r="http://schemas.openxmlformats.org/officeDocument/2006/relationships" xmlns:m="http://schemas.openxmlformats.org/officeDocument/2006/math" xmlns:v="urn:schemas-microsoft-com:vml" xmlns:wp14="http://schemas.microsoft.com/office/word/2010/wordprocessingDrawing" xmlns:wp="http://schemas.openxmlformats.org/drawingml/2006/wordprocessingDrawing" xmlns:w10="urn:schemas-microsoft-com:office:word" xmlns:w="http://schemas.openxmlformats.org/wordprocessingml/2006/main" xmlns:w14="http://schemas.microsoft.com/office/word/2010/wordml" xmlns:w15="http://schemas.microsoft.com/office/word/2012/wordml" xmlns:w16se="http://schemas.microsoft.com/office/word/2015/wordml/symex" xmlns:wpg="http://schemas.microsoft.com/office/word/2010/wordprocessingGroup" xmlns:wpi="http://schemas.microsoft.com/office/word/2010/wordprocessingInk" xmlns:wne="http://schemas.microsoft.com/office/word/2006/wordml" xmlns:wps="http://schemas.microsoft.com/office/word/2010/wordprocessingShape" mc:Ignorable="w14 w15 w16se wp14">
+<w:endnotes xmlns:wpc="http://schemas.microsoft.com/office/word/2010/wordprocessingCanvas" xmlns:cx="http://schemas.microsoft.com/office/drawing/2014/chartex" xmlns:mc="http://schemas.openxmlformats.org/markup-compatibility/2006" xmlns:o="urn:schemas-microsoft-com:office:office" xmlns:r="http://schemas.openxmlformats.org/officeDocument/2006/relationships" xmlns:m="http://schemas.openxmlformats.org/officeDocument/2006/math" xmlns:v="urn:schemas-microsoft-com:vml" xmlns:wp14="http://schemas.microsoft.com/office/word/2010/wordprocessingDrawing" xmlns:wp="http://schemas.openxmlformats.org/drawingml/2006/wordprocessingDrawing" xmlns:w10="urn:schemas-microsoft-com:office:word" xmlns:w="http://schemas.openxmlformats.org/wordprocessingml/2006/main" xmlns:w14="http://schemas.microsoft.com/office/word/2010/wordml" xmlns:w15="http://schemas.microsoft.com/office/word/2012/wordml" xmlns:w16se="http://schemas.microsoft.com/office/word/2015/wordml/symex" xmlns:wpg="http://schemas.microsoft.com/office/word/2010/wordprocessingGroup" xmlns:wpi="http://schemas.microsoft.com/office/word/2010/wordprocessingInk" xmlns:wne="http://schemas.microsoft.com/office/word/2006/wordml" xmlns:wps="http://schemas.microsoft.com/office/word/2010/wordprocessingShape" mc:Ignorable="w14 w15 w16se wp14">
   <w:endnote w:type="separator" w:id="-1">
     <w:p>
       <w:r>
@@ -4731,7 +4768,7 @@
 </file>
 
 <file path=word/footer1.xml><?xml version="1.0" encoding="utf-8"?>
-<w:ftr xmlns:wpc="http://schemas.microsoft.com/office/word/2010/wordprocessingCanvas" xmlns:cx="http://schemas.microsoft.com/office/drawing/2014/chartex" xmlns:cx1="http://schemas.microsoft.com/office/drawing/2015/9/8/chartex" xmlns:mc="http://schemas.openxmlformats.org/markup-compatibility/2006" xmlns:o="urn:schemas-microsoft-com:office:office" xmlns:r="http://schemas.openxmlformats.org/officeDocument/2006/relationships" xmlns:m="http://schemas.openxmlformats.org/officeDocument/2006/math" xmlns:v="urn:schemas-microsoft-com:vml" xmlns:wp14="http://schemas.microsoft.com/office/word/2010/wordprocessingDrawing" xmlns:wp="http://schemas.openxmlformats.org/drawingml/2006/wordprocessingDrawing" xmlns:w10="urn:schemas-microsoft-com:office:word" xmlns:w="http://schemas.openxmlformats.org/wordprocessingml/2006/main" xmlns:w14="http://schemas.microsoft.com/office/word/2010/wordml" xmlns:w15="http://schemas.microsoft.com/office/word/2012/wordml" xmlns:w16se="http://schemas.microsoft.com/office/word/2015/wordml/symex" xmlns:wpg="http://schemas.microsoft.com/office/word/2010/wordprocessingGroup" xmlns:wpi="http://schemas.microsoft.com/office/word/2010/wordprocessingInk" xmlns:wne="http://schemas.microsoft.com/office/word/2006/wordml" xmlns:wps="http://schemas.microsoft.com/office/word/2010/wordprocessingShape" mc:Ignorable="w14 w15 w16se wp14">
+<w:ftr xmlns:wpc="http://schemas.microsoft.com/office/word/2010/wordprocessingCanvas" xmlns:cx="http://schemas.microsoft.com/office/drawing/2014/chartex" xmlns:mc="http://schemas.openxmlformats.org/markup-compatibility/2006" xmlns:o="urn:schemas-microsoft-com:office:office" xmlns:r="http://schemas.openxmlformats.org/officeDocument/2006/relationships" xmlns:m="http://schemas.openxmlformats.org/officeDocument/2006/math" xmlns:v="urn:schemas-microsoft-com:vml" xmlns:wp14="http://schemas.microsoft.com/office/word/2010/wordprocessingDrawing" xmlns:wp="http://schemas.openxmlformats.org/drawingml/2006/wordprocessingDrawing" xmlns:w10="urn:schemas-microsoft-com:office:word" xmlns:w="http://schemas.openxmlformats.org/wordprocessingml/2006/main" xmlns:w14="http://schemas.microsoft.com/office/word/2010/wordml" xmlns:w15="http://schemas.microsoft.com/office/word/2012/wordml" xmlns:w16se="http://schemas.microsoft.com/office/word/2015/wordml/symex" xmlns:wpg="http://schemas.microsoft.com/office/word/2010/wordprocessingGroup" xmlns:wpi="http://schemas.microsoft.com/office/word/2010/wordprocessingInk" xmlns:wne="http://schemas.microsoft.com/office/word/2006/wordml" xmlns:wps="http://schemas.microsoft.com/office/word/2010/wordprocessingShape" mc:Ignorable="w14 w15 w16se wp14">
   <w:p>
     <w:pPr>
       <w:pStyle w:val="Footer"/>
@@ -4747,7 +4784,7 @@
 </file>
 
 <file path=word/footnotes.xml><?xml version="1.0" encoding="utf-8"?>
-<w:footnotes xmlns:wpc="http://schemas.microsoft.com/office/word/2010/wordprocessingCanvas" xmlns:cx="http://schemas.microsoft.com/office/drawing/2014/chartex" xmlns:cx1="http://schemas.microsoft.com/office/drawing/2015/9/8/chartex" xmlns:mc="http://schemas.openxmlformats.org/markup-compatibility/2006" xmlns:o="urn:schemas-microsoft-com:office:office" xmlns:r="http://schemas.openxmlformats.org/officeDocument/2006/relationships" xmlns:m="http://schemas.openxmlformats.org/officeDocument/2006/math" xmlns:v="urn:schemas-microsoft-com:vml" xmlns:wp14="http://schemas.microsoft.com/office/word/2010/wordprocessingDrawing" xmlns:wp="http://schemas.openxmlformats.org/drawingml/2006/wordprocessingDrawing" xmlns:w10="urn:schemas-microsoft-com:office:word" xmlns:w="http://schemas.openxmlformats.org/wordprocessingml/2006/main" xmlns:w14="http://schemas.microsoft.com/office/word/2010/wordml" xmlns:w15="http://schemas.microsoft.com/office/word/2012/wordml" xmlns:w16se="http://schemas.microsoft.com/office/word/2015/wordml/symex" xmlns:wpg="http://schemas.microsoft.com/office/word/2010/wordprocessingGroup" xmlns:wpi="http://schemas.microsoft.com/office/word/2010/wordprocessingInk" xmlns:wne="http://schemas.microsoft.com/office/word/2006/wordml" xmlns:wps="http://schemas.microsoft.com/office/word/2010/wordprocessingShape" mc:Ignorable="w14 w15 w16se wp14">
+<w:footnotes xmlns:wpc="http://schemas.microsoft.com/office/word/2010/wordprocessingCanvas" xmlns:cx="http://schemas.microsoft.com/office/drawing/2014/chartex" xmlns:mc="http://schemas.openxmlformats.org/markup-compatibility/2006" xmlns:o="urn:schemas-microsoft-com:office:office" xmlns:r="http://schemas.openxmlformats.org/officeDocument/2006/relationships" xmlns:m="http://schemas.openxmlformats.org/officeDocument/2006/math" xmlns:v="urn:schemas-microsoft-com:vml" xmlns:wp14="http://schemas.microsoft.com/office/word/2010/wordprocessingDrawing" xmlns:wp="http://schemas.openxmlformats.org/drawingml/2006/wordprocessingDrawing" xmlns:w10="urn:schemas-microsoft-com:office:word" xmlns:w="http://schemas.openxmlformats.org/wordprocessingml/2006/main" xmlns:w14="http://schemas.microsoft.com/office/word/2010/wordml" xmlns:w15="http://schemas.microsoft.com/office/word/2012/wordml" xmlns:w16se="http://schemas.microsoft.com/office/word/2015/wordml/symex" xmlns:wpg="http://schemas.microsoft.com/office/word/2010/wordprocessingGroup" xmlns:wpi="http://schemas.microsoft.com/office/word/2010/wordprocessingInk" xmlns:wne="http://schemas.microsoft.com/office/word/2006/wordml" xmlns:wps="http://schemas.microsoft.com/office/word/2010/wordprocessingShape" mc:Ignorable="w14 w15 w16se wp14">
   <w:footnote w:type="separator" w:id="-1">
     <w:p>
       <w:r>
@@ -4961,7 +4998,7 @@
 </file>
 
 <file path=word/header1.xml><?xml version="1.0" encoding="utf-8"?>
-<w:hdr xmlns:wpc="http://schemas.microsoft.com/office/word/2010/wordprocessingCanvas" xmlns:cx="http://schemas.microsoft.com/office/drawing/2014/chartex" xmlns:cx1="http://schemas.microsoft.com/office/drawing/2015/9/8/chartex" xmlns:mc="http://schemas.openxmlformats.org/markup-compatibility/2006" xmlns:o="urn:schemas-microsoft-com:office:office" xmlns:r="http://schemas.openxmlformats.org/officeDocument/2006/relationships" xmlns:m="http://schemas.openxmlformats.org/officeDocument/2006/math" xmlns:v="urn:schemas-microsoft-com:vml" xmlns:wp14="http://schemas.microsoft.com/office/word/2010/wordprocessingDrawing" xmlns:wp="http://schemas.openxmlformats.org/drawingml/2006/wordprocessingDrawing" xmlns:w10="urn:schemas-microsoft-com:office:word" xmlns:w="http://schemas.openxmlformats.org/wordprocessingml/2006/main" xmlns:w14="http://schemas.microsoft.com/office/word/2010/wordml" xmlns:w15="http://schemas.microsoft.com/office/word/2012/wordml" xmlns:w16se="http://schemas.microsoft.com/office/word/2015/wordml/symex" xmlns:wpg="http://schemas.microsoft.com/office/word/2010/wordprocessingGroup" xmlns:wpi="http://schemas.microsoft.com/office/word/2010/wordprocessingInk" xmlns:wne="http://schemas.microsoft.com/office/word/2006/wordml" xmlns:wps="http://schemas.microsoft.com/office/word/2010/wordprocessingShape" mc:Ignorable="w14 w15 w16se wp14">
+<w:hdr xmlns:wpc="http://schemas.microsoft.com/office/word/2010/wordprocessingCanvas" xmlns:cx="http://schemas.microsoft.com/office/drawing/2014/chartex" xmlns:mc="http://schemas.openxmlformats.org/markup-compatibility/2006" xmlns:o="urn:schemas-microsoft-com:office:office" xmlns:r="http://schemas.openxmlformats.org/officeDocument/2006/relationships" xmlns:m="http://schemas.openxmlformats.org/officeDocument/2006/math" xmlns:v="urn:schemas-microsoft-com:vml" xmlns:wp14="http://schemas.microsoft.com/office/word/2010/wordprocessingDrawing" xmlns:wp="http://schemas.openxmlformats.org/drawingml/2006/wordprocessingDrawing" xmlns:w10="urn:schemas-microsoft-com:office:word" xmlns:w="http://schemas.openxmlformats.org/wordprocessingml/2006/main" xmlns:w14="http://schemas.microsoft.com/office/word/2010/wordml" xmlns:w15="http://schemas.microsoft.com/office/word/2012/wordml" xmlns:w16se="http://schemas.microsoft.com/office/word/2015/wordml/symex" xmlns:wpg="http://schemas.microsoft.com/office/word/2010/wordprocessingGroup" xmlns:wpi="http://schemas.microsoft.com/office/word/2010/wordprocessingInk" xmlns:wne="http://schemas.microsoft.com/office/word/2006/wordml" xmlns:wps="http://schemas.microsoft.com/office/word/2010/wordprocessingShape" mc:Ignorable="w14 w15 w16se wp14">
   <w:sdt>
     <w:sdtPr>
       <w:id w:val="-845556584"/>
@@ -4994,7 +5031,7 @@
           <w:rPr>
             <w:noProof/>
           </w:rPr>
-          <w:t>2</w:t>
+          <w:t>3</w:t>
         </w:r>
         <w:r>
           <w:rPr>
@@ -5009,7 +5046,7 @@
 </file>
 
 <file path=word/header2.xml><?xml version="1.0" encoding="utf-8"?>
-<w:hdr xmlns:wpc="http://schemas.microsoft.com/office/word/2010/wordprocessingCanvas" xmlns:cx="http://schemas.microsoft.com/office/drawing/2014/chartex" xmlns:cx1="http://schemas.microsoft.com/office/drawing/2015/9/8/chartex" xmlns:mc="http://schemas.openxmlformats.org/markup-compatibility/2006" xmlns:o="urn:schemas-microsoft-com:office:office" xmlns:r="http://schemas.openxmlformats.org/officeDocument/2006/relationships" xmlns:m="http://schemas.openxmlformats.org/officeDocument/2006/math" xmlns:v="urn:schemas-microsoft-com:vml" xmlns:wp14="http://schemas.microsoft.com/office/word/2010/wordprocessingDrawing" xmlns:wp="http://schemas.openxmlformats.org/drawingml/2006/wordprocessingDrawing" xmlns:w10="urn:schemas-microsoft-com:office:word" xmlns:w="http://schemas.openxmlformats.org/wordprocessingml/2006/main" xmlns:w14="http://schemas.microsoft.com/office/word/2010/wordml" xmlns:w15="http://schemas.microsoft.com/office/word/2012/wordml" xmlns:w16se="http://schemas.microsoft.com/office/word/2015/wordml/symex" xmlns:wpg="http://schemas.microsoft.com/office/word/2010/wordprocessingGroup" xmlns:wpi="http://schemas.microsoft.com/office/word/2010/wordprocessingInk" xmlns:wne="http://schemas.microsoft.com/office/word/2006/wordml" xmlns:wps="http://schemas.microsoft.com/office/word/2010/wordprocessingShape" mc:Ignorable="w14 w15 w16se wp14">
+<w:hdr xmlns:wpc="http://schemas.microsoft.com/office/word/2010/wordprocessingCanvas" xmlns:cx="http://schemas.microsoft.com/office/drawing/2014/chartex" xmlns:mc="http://schemas.openxmlformats.org/markup-compatibility/2006" xmlns:o="urn:schemas-microsoft-com:office:office" xmlns:r="http://schemas.openxmlformats.org/officeDocument/2006/relationships" xmlns:m="http://schemas.openxmlformats.org/officeDocument/2006/math" xmlns:v="urn:schemas-microsoft-com:vml" xmlns:wp14="http://schemas.microsoft.com/office/word/2010/wordprocessingDrawing" xmlns:wp="http://schemas.openxmlformats.org/drawingml/2006/wordprocessingDrawing" xmlns:w10="urn:schemas-microsoft-com:office:word" xmlns:w="http://schemas.openxmlformats.org/wordprocessingml/2006/main" xmlns:w14="http://schemas.microsoft.com/office/word/2010/wordml" xmlns:w15="http://schemas.microsoft.com/office/word/2012/wordml" xmlns:w16se="http://schemas.microsoft.com/office/word/2015/wordml/symex" xmlns:wpg="http://schemas.microsoft.com/office/word/2010/wordprocessingGroup" xmlns:wpi="http://schemas.microsoft.com/office/word/2010/wordprocessingInk" xmlns:wne="http://schemas.microsoft.com/office/word/2006/wordml" xmlns:wps="http://schemas.microsoft.com/office/word/2010/wordprocessingShape" mc:Ignorable="w14 w15 w16se wp14">
   <w:p>
     <w:pPr>
       <w:pStyle w:val="Header"/>
@@ -5019,7 +5056,7 @@
 </file>
 
 <file path=word/numbering.xml><?xml version="1.0" encoding="utf-8"?>
-<w:numbering xmlns:wpc="http://schemas.microsoft.com/office/word/2010/wordprocessingCanvas" xmlns:cx="http://schemas.microsoft.com/office/drawing/2014/chartex" xmlns:cx1="http://schemas.microsoft.com/office/drawing/2015/9/8/chartex" xmlns:mc="http://schemas.openxmlformats.org/markup-compatibility/2006" xmlns:o="urn:schemas-microsoft-com:office:office" xmlns:r="http://schemas.openxmlformats.org/officeDocument/2006/relationships" xmlns:m="http://schemas.openxmlformats.org/officeDocument/2006/math" xmlns:v="urn:schemas-microsoft-com:vml" xmlns:wp14="http://schemas.microsoft.com/office/word/2010/wordprocessingDrawing" xmlns:wp="http://schemas.openxmlformats.org/drawingml/2006/wordprocessingDrawing" xmlns:w10="urn:schemas-microsoft-com:office:word" xmlns:w="http://schemas.openxmlformats.org/wordprocessingml/2006/main" xmlns:w14="http://schemas.microsoft.com/office/word/2010/wordml" xmlns:w15="http://schemas.microsoft.com/office/word/2012/wordml" xmlns:w16se="http://schemas.microsoft.com/office/word/2015/wordml/symex" xmlns:wpg="http://schemas.microsoft.com/office/word/2010/wordprocessingGroup" xmlns:wpi="http://schemas.microsoft.com/office/word/2010/wordprocessingInk" xmlns:wne="http://schemas.microsoft.com/office/word/2006/wordml" xmlns:wps="http://schemas.microsoft.com/office/word/2010/wordprocessingShape" mc:Ignorable="w14 w15 w16se wp14">
+<w:numbering xmlns:wpc="http://schemas.microsoft.com/office/word/2010/wordprocessingCanvas" xmlns:cx="http://schemas.microsoft.com/office/drawing/2014/chartex" xmlns:mc="http://schemas.openxmlformats.org/markup-compatibility/2006" xmlns:o="urn:schemas-microsoft-com:office:office" xmlns:r="http://schemas.openxmlformats.org/officeDocument/2006/relationships" xmlns:m="http://schemas.openxmlformats.org/officeDocument/2006/math" xmlns:v="urn:schemas-microsoft-com:vml" xmlns:wp14="http://schemas.microsoft.com/office/word/2010/wordprocessingDrawing" xmlns:wp="http://schemas.openxmlformats.org/drawingml/2006/wordprocessingDrawing" xmlns:w10="urn:schemas-microsoft-com:office:word" xmlns:w="http://schemas.openxmlformats.org/wordprocessingml/2006/main" xmlns:w14="http://schemas.microsoft.com/office/word/2010/wordml" xmlns:w15="http://schemas.microsoft.com/office/word/2012/wordml" xmlns:w16se="http://schemas.microsoft.com/office/word/2015/wordml/symex" xmlns:wpg="http://schemas.microsoft.com/office/word/2010/wordprocessingGroup" xmlns:wpi="http://schemas.microsoft.com/office/word/2010/wordprocessingInk" xmlns:wne="http://schemas.microsoft.com/office/word/2006/wordml" xmlns:wps="http://schemas.microsoft.com/office/word/2010/wordprocessingShape" mc:Ignorable="w14 w15 w16se wp14">
   <w:abstractNum w:abstractNumId="0" w15:restartNumberingAfterBreak="0">
     <w:nsid w:val="788422C8"/>
     <w:multiLevelType w:val="hybridMultilevel"/>

--- a/Hộ Kinh Doanh Sáng Phát/SangPhat_GiayDeNghi_HoKinhDoanh.docx
+++ b/Hộ Kinh Doanh Sáng Phát/SangPhat_GiayDeNghi_HoKinhDoanh.docx
@@ -1,6 +1,6 @@
 
 <file path=word/document.xml><?xml version="1.0" encoding="utf-8"?>
-<w:document xmlns:wpc="http://schemas.microsoft.com/office/word/2010/wordprocessingCanvas" xmlns:cx="http://schemas.microsoft.com/office/drawing/2014/chartex" xmlns:mc="http://schemas.openxmlformats.org/markup-compatibility/2006" xmlns:o="urn:schemas-microsoft-com:office:office" xmlns:r="http://schemas.openxmlformats.org/officeDocument/2006/relationships" xmlns:m="http://schemas.openxmlformats.org/officeDocument/2006/math" xmlns:v="urn:schemas-microsoft-com:vml" xmlns:wp14="http://schemas.microsoft.com/office/word/2010/wordprocessingDrawing" xmlns:wp="http://schemas.openxmlformats.org/drawingml/2006/wordprocessingDrawing" xmlns:w10="urn:schemas-microsoft-com:office:word" xmlns:w="http://schemas.openxmlformats.org/wordprocessingml/2006/main" xmlns:w14="http://schemas.microsoft.com/office/word/2010/wordml" xmlns:w15="http://schemas.microsoft.com/office/word/2012/wordml" xmlns:w16se="http://schemas.microsoft.com/office/word/2015/wordml/symex" xmlns:wpg="http://schemas.microsoft.com/office/word/2010/wordprocessingGroup" xmlns:wpi="http://schemas.microsoft.com/office/word/2010/wordprocessingInk" xmlns:wne="http://schemas.microsoft.com/office/word/2006/wordml" xmlns:wps="http://schemas.microsoft.com/office/word/2010/wordprocessingShape" mc:Ignorable="w14 w15 w16se wp14">
+<w:document xmlns:wpc="http://schemas.microsoft.com/office/word/2010/wordprocessingCanvas" xmlns:cx="http://schemas.microsoft.com/office/drawing/2014/chartex" xmlns:cx1="http://schemas.microsoft.com/office/drawing/2015/9/8/chartex" xmlns:mc="http://schemas.openxmlformats.org/markup-compatibility/2006" xmlns:o="urn:schemas-microsoft-com:office:office" xmlns:r="http://schemas.openxmlformats.org/officeDocument/2006/relationships" xmlns:m="http://schemas.openxmlformats.org/officeDocument/2006/math" xmlns:v="urn:schemas-microsoft-com:vml" xmlns:wp14="http://schemas.microsoft.com/office/word/2010/wordprocessingDrawing" xmlns:wp="http://schemas.openxmlformats.org/drawingml/2006/wordprocessingDrawing" xmlns:w10="urn:schemas-microsoft-com:office:word" xmlns:w="http://schemas.openxmlformats.org/wordprocessingml/2006/main" xmlns:w14="http://schemas.microsoft.com/office/word/2010/wordml" xmlns:w15="http://schemas.microsoft.com/office/word/2012/wordml" xmlns:w16se="http://schemas.microsoft.com/office/word/2015/wordml/symex" xmlns:wpg="http://schemas.microsoft.com/office/word/2010/wordprocessingGroup" xmlns:wpi="http://schemas.microsoft.com/office/word/2010/wordprocessingInk" xmlns:wne="http://schemas.microsoft.com/office/word/2006/wordml" xmlns:wps="http://schemas.microsoft.com/office/word/2010/wordprocessingShape" mc:Ignorable="w14 w15 w16se wp14">
   <w:body>
     <w:p>
       <w:pPr>
@@ -146,7 +146,7 @@
               </wp:anchor>
             </w:drawing>
           </mc:Choice>
-          <mc:Fallback xmlns:cx2="http://schemas.microsoft.com/office/drawing/2015/10/21/chartex" xmlns:cx3="http://schemas.microsoft.com/office/drawing/2016/5/9/chartex" xmlns:cx4="http://schemas.microsoft.com/office/drawing/2016/5/10/chartex" xmlns:cx5="http://schemas.microsoft.com/office/drawing/2016/5/11/chartex" xmlns:cx6="http://schemas.microsoft.com/office/drawing/2016/5/12/chartex" xmlns:cx7="http://schemas.microsoft.com/office/drawing/2016/5/13/chartex" xmlns:cx8="http://schemas.microsoft.com/office/drawing/2016/5/14/chartex" xmlns:aink="http://schemas.microsoft.com/office/drawing/2016/ink" xmlns:am3d="http://schemas.microsoft.com/office/drawing/2017/model3d" xmlns:oel="http://schemas.microsoft.com/office/2019/extlst" xmlns:w16cex="http://schemas.microsoft.com/office/word/2018/wordml/cex" xmlns:w16cid="http://schemas.microsoft.com/office/word/2016/wordml/cid" xmlns:w16="http://schemas.microsoft.com/office/word/2018/wordml" xmlns:w16du="http://schemas.microsoft.com/office/word/2023/wordml/word16du" xmlns:w16sdtdh="http://schemas.microsoft.com/office/word/2020/wordml/sdtdatahash" xmlns:w16sdtfl="http://schemas.microsoft.com/office/word/2024/wordml/sdtformatlock" xmlns:cx1="http://schemas.microsoft.com/office/drawing/2015/9/8/chartex">
+          <mc:Fallback xmlns:w16sdtfl="http://schemas.microsoft.com/office/word/2024/wordml/sdtformatlock" xmlns:w16sdtdh="http://schemas.microsoft.com/office/word/2020/wordml/sdtdatahash" xmlns:w16du="http://schemas.microsoft.com/office/word/2023/wordml/word16du" xmlns:w16="http://schemas.microsoft.com/office/word/2018/wordml" xmlns:w16cid="http://schemas.microsoft.com/office/word/2016/wordml/cid" xmlns:w16cex="http://schemas.microsoft.com/office/word/2018/wordml/cex" xmlns:oel="http://schemas.microsoft.com/office/2019/extlst" xmlns:am3d="http://schemas.microsoft.com/office/drawing/2017/model3d" xmlns:aink="http://schemas.microsoft.com/office/drawing/2016/ink" xmlns:cx8="http://schemas.microsoft.com/office/drawing/2016/5/14/chartex" xmlns:cx7="http://schemas.microsoft.com/office/drawing/2016/5/13/chartex" xmlns:cx6="http://schemas.microsoft.com/office/drawing/2016/5/12/chartex" xmlns:cx5="http://schemas.microsoft.com/office/drawing/2016/5/11/chartex" xmlns:cx4="http://schemas.microsoft.com/office/drawing/2016/5/10/chartex" xmlns:cx3="http://schemas.microsoft.com/office/drawing/2016/5/9/chartex" xmlns:cx2="http://schemas.microsoft.com/office/drawing/2015/10/21/chartex">
             <w:pict>
               <v:line w14:anchorId="787BDFBF" id="Straight Connector 1378541316" o:spid="_x0000_s1026" style="position:absolute;z-index:251659264;visibility:visible;mso-wrap-style:square;mso-width-percent:0;mso-height-percent:0;mso-wrap-distance-left:9pt;mso-wrap-distance-top:-3e-5mm;mso-wrap-distance-right:9pt;mso-wrap-distance-bottom:-3e-5mm;mso-position-horizontal:absolute;mso-position-horizontal-relative:text;mso-position-vertical:absolute;mso-position-vertical-relative:text;mso-width-percent:0;mso-height-percent:0;mso-width-relative:page;mso-height-relative:page" from="147.15pt,2.85pt" to="306.85pt,2.85pt" o:gfxdata="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"/>
             </w:pict>
@@ -314,7 +314,6 @@
         </w:rPr>
         <w:t xml:space="preserve">Phường </w:t>
       </w:r>
-      <w:proofErr w:type="gramStart"/>
       <w:r>
         <w:rPr>
           <w:rFonts w:eastAsia="Times New Roman"/>
@@ -323,18 +322,7 @@
           <w:sz w:val="26"/>
           <w:szCs w:val="26"/>
         </w:rPr>
-        <w:t>An</w:t>
-      </w:r>
-      <w:proofErr w:type="gramEnd"/>
-      <w:r>
-        <w:rPr>
-          <w:rFonts w:eastAsia="Times New Roman"/>
-          <w:i/>
-          <w:iCs/>
-          <w:sz w:val="26"/>
-          <w:szCs w:val="26"/>
-        </w:rPr>
-        <w:t xml:space="preserve"> Phú</w:t>
+        <w:t>An Phú</w:t>
       </w:r>
     </w:p>
     <w:p>
@@ -928,21 +916,12 @@
               </w:rPr>
               <w:t xml:space="preserve">c khu: Phường </w:t>
             </w:r>
-            <w:proofErr w:type="gramStart"/>
-            <w:r>
-              <w:rPr>
-                <w:sz w:val="26"/>
-                <w:szCs w:val="26"/>
-              </w:rPr>
-              <w:t>An</w:t>
-            </w:r>
-            <w:proofErr w:type="gramEnd"/>
-            <w:r>
-              <w:rPr>
-                <w:sz w:val="26"/>
-                <w:szCs w:val="26"/>
-              </w:rPr>
-              <w:t xml:space="preserve"> Phú</w:t>
+            <w:r>
+              <w:rPr>
+                <w:sz w:val="26"/>
+                <w:szCs w:val="26"/>
+              </w:rPr>
+              <w:t>An Phú</w:t>
             </w:r>
           </w:p>
           <w:p>
@@ -1336,23 +1315,7 @@
           <w:sz w:val="26"/>
           <w:szCs w:val="26"/>
         </w:rPr>
-        <w:t xml:space="preserve">Phường </w:t>
-      </w:r>
-      <w:proofErr w:type="gramStart"/>
-      <w:r>
-        <w:rPr>
-          <w:sz w:val="26"/>
-          <w:szCs w:val="26"/>
-        </w:rPr>
-        <w:t>An</w:t>
-      </w:r>
-      <w:proofErr w:type="gramEnd"/>
-      <w:r>
-        <w:rPr>
-          <w:sz w:val="26"/>
-          <w:szCs w:val="26"/>
-        </w:rPr>
-        <w:t xml:space="preserve"> Phú</w:t>
+        <w:t>Phường An Phú</w:t>
       </w:r>
     </w:p>
     <w:p>
@@ -1665,7 +1628,7 @@
               </wp:anchor>
             </w:drawing>
           </mc:Choice>
-          <mc:Fallback xmlns:cx2="http://schemas.microsoft.com/office/drawing/2015/10/21/chartex" xmlns:cx3="http://schemas.microsoft.com/office/drawing/2016/5/9/chartex" xmlns:cx4="http://schemas.microsoft.com/office/drawing/2016/5/10/chartex" xmlns:cx5="http://schemas.microsoft.com/office/drawing/2016/5/11/chartex" xmlns:cx6="http://schemas.microsoft.com/office/drawing/2016/5/12/chartex" xmlns:cx7="http://schemas.microsoft.com/office/drawing/2016/5/13/chartex" xmlns:cx8="http://schemas.microsoft.com/office/drawing/2016/5/14/chartex" xmlns:aink="http://schemas.microsoft.com/office/drawing/2016/ink" xmlns:am3d="http://schemas.microsoft.com/office/drawing/2017/model3d" xmlns:oel="http://schemas.microsoft.com/office/2019/extlst" xmlns:w16cex="http://schemas.microsoft.com/office/word/2018/wordml/cex" xmlns:w16cid="http://schemas.microsoft.com/office/word/2016/wordml/cid" xmlns:w16="http://schemas.microsoft.com/office/word/2018/wordml" xmlns:w16du="http://schemas.microsoft.com/office/word/2023/wordml/word16du" xmlns:w16sdtdh="http://schemas.microsoft.com/office/word/2020/wordml/sdtdatahash" xmlns:w16sdtfl="http://schemas.microsoft.com/office/word/2024/wordml/sdtformatlock" xmlns:cx1="http://schemas.microsoft.com/office/drawing/2015/9/8/chartex">
+          <mc:Fallback xmlns:w16sdtfl="http://schemas.microsoft.com/office/word/2024/wordml/sdtformatlock" xmlns:w16sdtdh="http://schemas.microsoft.com/office/word/2020/wordml/sdtdatahash" xmlns:w16du="http://schemas.microsoft.com/office/word/2023/wordml/word16du" xmlns:w16="http://schemas.microsoft.com/office/word/2018/wordml" xmlns:w16cid="http://schemas.microsoft.com/office/word/2016/wordml/cid" xmlns:w16cex="http://schemas.microsoft.com/office/word/2018/wordml/cex" xmlns:oel="http://schemas.microsoft.com/office/2019/extlst" xmlns:am3d="http://schemas.microsoft.com/office/drawing/2017/model3d" xmlns:aink="http://schemas.microsoft.com/office/drawing/2016/ink" xmlns:cx8="http://schemas.microsoft.com/office/drawing/2016/5/14/chartex" xmlns:cx7="http://schemas.microsoft.com/office/drawing/2016/5/13/chartex" xmlns:cx6="http://schemas.microsoft.com/office/drawing/2016/5/12/chartex" xmlns:cx5="http://schemas.microsoft.com/office/drawing/2016/5/11/chartex" xmlns:cx4="http://schemas.microsoft.com/office/drawing/2016/5/10/chartex" xmlns:cx3="http://schemas.microsoft.com/office/drawing/2016/5/9/chartex" xmlns:cx2="http://schemas.microsoft.com/office/drawing/2015/10/21/chartex">
             <w:pict>
               <v:rect w14:anchorId="5DCE6F84" id="Rectangle 1501725178" o:spid="_x0000_s1026" style="position:absolute;margin-left:35.3pt;margin-top:.1pt;width:18pt;height:17.25pt;z-index:251664384;visibility:visible;mso-wrap-style:square;mso-width-percent:0;mso-height-percent:0;mso-wrap-distance-left:9pt;mso-wrap-distance-top:0;mso-wrap-distance-right:9pt;mso-wrap-distance-bottom:0;mso-position-horizontal:absolute;mso-position-horizontal-relative:text;mso-position-vertical:absolute;mso-position-vertical-relative:text;mso-width-percent:0;mso-height-percent:0;mso-width-relative:page;mso-height-relative:page;v-text-anchor:top" o:gfxdata="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"/>
             </w:pict>
@@ -2058,28 +2021,10 @@
                 <w:szCs w:val="26"/>
                 <w:lang w:eastAsia="zh-CN"/>
               </w:rPr>
-              <w:t xml:space="preserve">Chi tiết: </w:t>
-            </w:r>
-            <w:r>
-              <w:rPr>
-                <w:rFonts w:eastAsia="Times New Roman"/>
-                <w:sz w:val="26"/>
-                <w:szCs w:val="26"/>
-                <w:lang w:eastAsia="zh-CN"/>
-              </w:rPr>
-              <w:t>cáp sạc, tai nghe, ốp lưng, cường lực, sạc dự phòng</w:t>
+              <w:t>Chi tiết: Bán buôn điện thoại di động đã qua sử dụng, cáp sạc, tai nghe, ốp lưng, cường lực, sạc dự phòng</w:t>
             </w:r>
             <w:bookmarkStart w:id="2" w:name="_GoBack"/>
             <w:bookmarkEnd w:id="2"/>
-            <w:r>
-              <w:rPr>
-                <w:rFonts w:eastAsia="Times New Roman"/>
-                <w:sz w:val="26"/>
-                <w:szCs w:val="26"/>
-                <w:lang w:eastAsia="zh-CN"/>
-              </w:rPr>
-              <w:t>.</w:t>
-            </w:r>
           </w:p>
         </w:tc>
         <w:tc>
@@ -2418,6 +2363,7 @@
           <w:sz w:val="26"/>
           <w:szCs w:val="26"/>
         </w:rPr>
+        <w:lastRenderedPageBreak/>
         <w:t>Xã/Phường/Đặc khu</w:t>
       </w:r>
       <w:r>
@@ -2456,7 +2402,6 @@
           <w:sz w:val="26"/>
           <w:szCs w:val="26"/>
         </w:rPr>
-        <w:lastRenderedPageBreak/>
         <w:t xml:space="preserve">Tỉnh/Thành phố trực thuộc trung ương: </w:t>
       </w:r>
       <w:r>
@@ -3142,7 +3087,7 @@
                     </wp:anchor>
                   </w:drawing>
                 </mc:Choice>
-                <mc:Fallback xmlns:cx2="http://schemas.microsoft.com/office/drawing/2015/10/21/chartex" xmlns:cx3="http://schemas.microsoft.com/office/drawing/2016/5/9/chartex" xmlns:cx4="http://schemas.microsoft.com/office/drawing/2016/5/10/chartex" xmlns:cx5="http://schemas.microsoft.com/office/drawing/2016/5/11/chartex" xmlns:cx6="http://schemas.microsoft.com/office/drawing/2016/5/12/chartex" xmlns:cx7="http://schemas.microsoft.com/office/drawing/2016/5/13/chartex" xmlns:cx8="http://schemas.microsoft.com/office/drawing/2016/5/14/chartex" xmlns:aink="http://schemas.microsoft.com/office/drawing/2016/ink" xmlns:am3d="http://schemas.microsoft.com/office/drawing/2017/model3d" xmlns:oel="http://schemas.microsoft.com/office/2019/extlst" xmlns:w16cex="http://schemas.microsoft.com/office/word/2018/wordml/cex" xmlns:w16cid="http://schemas.microsoft.com/office/word/2016/wordml/cid" xmlns:w16="http://schemas.microsoft.com/office/word/2018/wordml" xmlns:w16du="http://schemas.microsoft.com/office/word/2023/wordml/word16du" xmlns:w16sdtdh="http://schemas.microsoft.com/office/word/2020/wordml/sdtdatahash" xmlns:w16sdtfl="http://schemas.microsoft.com/office/word/2024/wordml/sdtformatlock" xmlns:cx1="http://schemas.microsoft.com/office/drawing/2015/9/8/chartex">
+                <mc:Fallback xmlns:w16sdtfl="http://schemas.microsoft.com/office/word/2024/wordml/sdtformatlock" xmlns:w16sdtdh="http://schemas.microsoft.com/office/word/2020/wordml/sdtdatahash" xmlns:w16du="http://schemas.microsoft.com/office/word/2023/wordml/word16du" xmlns:w16="http://schemas.microsoft.com/office/word/2018/wordml" xmlns:w16cid="http://schemas.microsoft.com/office/word/2016/wordml/cid" xmlns:w16cex="http://schemas.microsoft.com/office/word/2018/wordml/cex" xmlns:oel="http://schemas.microsoft.com/office/2019/extlst" xmlns:am3d="http://schemas.microsoft.com/office/drawing/2017/model3d" xmlns:aink="http://schemas.microsoft.com/office/drawing/2016/ink" xmlns:cx8="http://schemas.microsoft.com/office/drawing/2016/5/14/chartex" xmlns:cx7="http://schemas.microsoft.com/office/drawing/2016/5/13/chartex" xmlns:cx6="http://schemas.microsoft.com/office/drawing/2016/5/12/chartex" xmlns:cx5="http://schemas.microsoft.com/office/drawing/2016/5/11/chartex" xmlns:cx4="http://schemas.microsoft.com/office/drawing/2016/5/10/chartex" xmlns:cx3="http://schemas.microsoft.com/office/drawing/2016/5/9/chartex" xmlns:cx2="http://schemas.microsoft.com/office/drawing/2015/10/21/chartex">
                   <w:pict>
                     <v:rect w14:anchorId="23B44E7C" id="Rectangle 504395446" o:spid="_x0000_s1026" style="position:absolute;margin-left:152.05pt;margin-top:-.95pt;width:18pt;height:17.25pt;z-index:251661312;visibility:visible;mso-wrap-style:square;mso-width-percent:0;mso-height-percent:0;mso-wrap-distance-left:9pt;mso-wrap-distance-top:0;mso-wrap-distance-right:9pt;mso-wrap-distance-bottom:0;mso-position-horizontal:absolute;mso-position-horizontal-relative:text;mso-position-vertical:absolute;mso-position-vertical-relative:text;mso-width-percent:0;mso-height-percent:0;mso-width-relative:page;mso-height-relative:page;v-text-anchor:top" o:gfxdata="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"/>
                   </w:pict>
@@ -4461,7 +4406,6 @@
           <w:sz w:val="26"/>
           <w:szCs w:val="26"/>
         </w:rPr>
-        <w:lastRenderedPageBreak/>
         <w:t>- Hoàn toàn chịu trách nhiệm trước pháp luật về tính hợp pháp, chính xác và trung thực của nội dung đăng ký trên.</w:t>
       </w:r>
     </w:p>
@@ -4749,7 +4693,7 @@
 </file>
 
 <file path=word/endnotes.xml><?xml version="1.0" encoding="utf-8"?>
-<w:endnotes xmlns:wpc="http://schemas.microsoft.com/office/word/2010/wordprocessingCanvas" xmlns:cx="http://schemas.microsoft.com/office/drawing/2014/chartex" xmlns:mc="http://schemas.openxmlformats.org/markup-compatibility/2006" xmlns:o="urn:schemas-microsoft-com:office:office" xmlns:r="http://schemas.openxmlformats.org/officeDocument/2006/relationships" xmlns:m="http://schemas.openxmlformats.org/officeDocument/2006/math" xmlns:v="urn:schemas-microsoft-com:vml" xmlns:wp14="http://schemas.microsoft.com/office/word/2010/wordprocessingDrawing" xmlns:wp="http://schemas.openxmlformats.org/drawingml/2006/wordprocessingDrawing" xmlns:w10="urn:schemas-microsoft-com:office:word" xmlns:w="http://schemas.openxmlformats.org/wordprocessingml/2006/main" xmlns:w14="http://schemas.microsoft.com/office/word/2010/wordml" xmlns:w15="http://schemas.microsoft.com/office/word/2012/wordml" xmlns:w16se="http://schemas.microsoft.com/office/word/2015/wordml/symex" xmlns:wpg="http://schemas.microsoft.com/office/word/2010/wordprocessingGroup" xmlns:wpi="http://schemas.microsoft.com/office/word/2010/wordprocessingInk" xmlns:wne="http://schemas.microsoft.com/office/word/2006/wordml" xmlns:wps="http://schemas.microsoft.com/office/word/2010/wordprocessingShape" mc:Ignorable="w14 w15 w16se wp14">
+<w:endnotes xmlns:wpc="http://schemas.microsoft.com/office/word/2010/wordprocessingCanvas" xmlns:cx="http://schemas.microsoft.com/office/drawing/2014/chartex" xmlns:cx1="http://schemas.microsoft.com/office/drawing/2015/9/8/chartex" xmlns:mc="http://schemas.openxmlformats.org/markup-compatibility/2006" xmlns:o="urn:schemas-microsoft-com:office:office" xmlns:r="http://schemas.openxmlformats.org/officeDocument/2006/relationships" xmlns:m="http://schemas.openxmlformats.org/officeDocument/2006/math" xmlns:v="urn:schemas-microsoft-com:vml" xmlns:wp14="http://schemas.microsoft.com/office/word/2010/wordprocessingDrawing" xmlns:wp="http://schemas.openxmlformats.org/drawingml/2006/wordprocessingDrawing" xmlns:w10="urn:schemas-microsoft-com:office:word" xmlns:w="http://schemas.openxmlformats.org/wordprocessingml/2006/main" xmlns:w14="http://schemas.microsoft.com/office/word/2010/wordml" xmlns:w15="http://schemas.microsoft.com/office/word/2012/wordml" xmlns:w16se="http://schemas.microsoft.com/office/word/2015/wordml/symex" xmlns:wpg="http://schemas.microsoft.com/office/word/2010/wordprocessingGroup" xmlns:wpi="http://schemas.microsoft.com/office/word/2010/wordprocessingInk" xmlns:wne="http://schemas.microsoft.com/office/word/2006/wordml" xmlns:wps="http://schemas.microsoft.com/office/word/2010/wordprocessingShape" mc:Ignorable="w14 w15 w16se wp14">
   <w:endnote w:type="separator" w:id="-1">
     <w:p>
       <w:r>
@@ -4768,7 +4712,7 @@
 </file>
 
 <file path=word/footer1.xml><?xml version="1.0" encoding="utf-8"?>
-<w:ftr xmlns:wpc="http://schemas.microsoft.com/office/word/2010/wordprocessingCanvas" xmlns:cx="http://schemas.microsoft.com/office/drawing/2014/chartex" xmlns:mc="http://schemas.openxmlformats.org/markup-compatibility/2006" xmlns:o="urn:schemas-microsoft-com:office:office" xmlns:r="http://schemas.openxmlformats.org/officeDocument/2006/relationships" xmlns:m="http://schemas.openxmlformats.org/officeDocument/2006/math" xmlns:v="urn:schemas-microsoft-com:vml" xmlns:wp14="http://schemas.microsoft.com/office/word/2010/wordprocessingDrawing" xmlns:wp="http://schemas.openxmlformats.org/drawingml/2006/wordprocessingDrawing" xmlns:w10="urn:schemas-microsoft-com:office:word" xmlns:w="http://schemas.openxmlformats.org/wordprocessingml/2006/main" xmlns:w14="http://schemas.microsoft.com/office/word/2010/wordml" xmlns:w15="http://schemas.microsoft.com/office/word/2012/wordml" xmlns:w16se="http://schemas.microsoft.com/office/word/2015/wordml/symex" xmlns:wpg="http://schemas.microsoft.com/office/word/2010/wordprocessingGroup" xmlns:wpi="http://schemas.microsoft.com/office/word/2010/wordprocessingInk" xmlns:wne="http://schemas.microsoft.com/office/word/2006/wordml" xmlns:wps="http://schemas.microsoft.com/office/word/2010/wordprocessingShape" mc:Ignorable="w14 w15 w16se wp14">
+<w:ftr xmlns:wpc="http://schemas.microsoft.com/office/word/2010/wordprocessingCanvas" xmlns:cx="http://schemas.microsoft.com/office/drawing/2014/chartex" xmlns:cx1="http://schemas.microsoft.com/office/drawing/2015/9/8/chartex" xmlns:mc="http://schemas.openxmlformats.org/markup-compatibility/2006" xmlns:o="urn:schemas-microsoft-com:office:office" xmlns:r="http://schemas.openxmlformats.org/officeDocument/2006/relationships" xmlns:m="http://schemas.openxmlformats.org/officeDocument/2006/math" xmlns:v="urn:schemas-microsoft-com:vml" xmlns:wp14="http://schemas.microsoft.com/office/word/2010/wordprocessingDrawing" xmlns:wp="http://schemas.openxmlformats.org/drawingml/2006/wordprocessingDrawing" xmlns:w10="urn:schemas-microsoft-com:office:word" xmlns:w="http://schemas.openxmlformats.org/wordprocessingml/2006/main" xmlns:w14="http://schemas.microsoft.com/office/word/2010/wordml" xmlns:w15="http://schemas.microsoft.com/office/word/2012/wordml" xmlns:w16se="http://schemas.microsoft.com/office/word/2015/wordml/symex" xmlns:wpg="http://schemas.microsoft.com/office/word/2010/wordprocessingGroup" xmlns:wpi="http://schemas.microsoft.com/office/word/2010/wordprocessingInk" xmlns:wne="http://schemas.microsoft.com/office/word/2006/wordml" xmlns:wps="http://schemas.microsoft.com/office/word/2010/wordprocessingShape" mc:Ignorable="w14 w15 w16se wp14">
   <w:p>
     <w:pPr>
       <w:pStyle w:val="Footer"/>
@@ -4784,7 +4728,7 @@
 </file>
 
 <file path=word/footnotes.xml><?xml version="1.0" encoding="utf-8"?>
-<w:footnotes xmlns:wpc="http://schemas.microsoft.com/office/word/2010/wordprocessingCanvas" xmlns:cx="http://schemas.microsoft.com/office/drawing/2014/chartex" xmlns:mc="http://schemas.openxmlformats.org/markup-compatibility/2006" xmlns:o="urn:schemas-microsoft-com:office:office" xmlns:r="http://schemas.openxmlformats.org/officeDocument/2006/relationships" xmlns:m="http://schemas.openxmlformats.org/officeDocument/2006/math" xmlns:v="urn:schemas-microsoft-com:vml" xmlns:wp14="http://schemas.microsoft.com/office/word/2010/wordprocessingDrawing" xmlns:wp="http://schemas.openxmlformats.org/drawingml/2006/wordprocessingDrawing" xmlns:w10="urn:schemas-microsoft-com:office:word" xmlns:w="http://schemas.openxmlformats.org/wordprocessingml/2006/main" xmlns:w14="http://schemas.microsoft.com/office/word/2010/wordml" xmlns:w15="http://schemas.microsoft.com/office/word/2012/wordml" xmlns:w16se="http://schemas.microsoft.com/office/word/2015/wordml/symex" xmlns:wpg="http://schemas.microsoft.com/office/word/2010/wordprocessingGroup" xmlns:wpi="http://schemas.microsoft.com/office/word/2010/wordprocessingInk" xmlns:wne="http://schemas.microsoft.com/office/word/2006/wordml" xmlns:wps="http://schemas.microsoft.com/office/word/2010/wordprocessingShape" mc:Ignorable="w14 w15 w16se wp14">
+<w:footnotes xmlns:wpc="http://schemas.microsoft.com/office/word/2010/wordprocessingCanvas" xmlns:cx="http://schemas.microsoft.com/office/drawing/2014/chartex" xmlns:cx1="http://schemas.microsoft.com/office/drawing/2015/9/8/chartex" xmlns:mc="http://schemas.openxmlformats.org/markup-compatibility/2006" xmlns:o="urn:schemas-microsoft-com:office:office" xmlns:r="http://schemas.openxmlformats.org/officeDocument/2006/relationships" xmlns:m="http://schemas.openxmlformats.org/officeDocument/2006/math" xmlns:v="urn:schemas-microsoft-com:vml" xmlns:wp14="http://schemas.microsoft.com/office/word/2010/wordprocessingDrawing" xmlns:wp="http://schemas.openxmlformats.org/drawingml/2006/wordprocessingDrawing" xmlns:w10="urn:schemas-microsoft-com:office:word" xmlns:w="http://schemas.openxmlformats.org/wordprocessingml/2006/main" xmlns:w14="http://schemas.microsoft.com/office/word/2010/wordml" xmlns:w15="http://schemas.microsoft.com/office/word/2012/wordml" xmlns:w16se="http://schemas.microsoft.com/office/word/2015/wordml/symex" xmlns:wpg="http://schemas.microsoft.com/office/word/2010/wordprocessingGroup" xmlns:wpi="http://schemas.microsoft.com/office/word/2010/wordprocessingInk" xmlns:wne="http://schemas.microsoft.com/office/word/2006/wordml" xmlns:wps="http://schemas.microsoft.com/office/word/2010/wordprocessingShape" mc:Ignorable="w14 w15 w16se wp14">
   <w:footnote w:type="separator" w:id="-1">
     <w:p>
       <w:r>
@@ -4998,7 +4942,7 @@
 </file>
 
 <file path=word/header1.xml><?xml version="1.0" encoding="utf-8"?>
-<w:hdr xmlns:wpc="http://schemas.microsoft.com/office/word/2010/wordprocessingCanvas" xmlns:cx="http://schemas.microsoft.com/office/drawing/2014/chartex" xmlns:mc="http://schemas.openxmlformats.org/markup-compatibility/2006" xmlns:o="urn:schemas-microsoft-com:office:office" xmlns:r="http://schemas.openxmlformats.org/officeDocument/2006/relationships" xmlns:m="http://schemas.openxmlformats.org/officeDocument/2006/math" xmlns:v="urn:schemas-microsoft-com:vml" xmlns:wp14="http://schemas.microsoft.com/office/word/2010/wordprocessingDrawing" xmlns:wp="http://schemas.openxmlformats.org/drawingml/2006/wordprocessingDrawing" xmlns:w10="urn:schemas-microsoft-com:office:word" xmlns:w="http://schemas.openxmlformats.org/wordprocessingml/2006/main" xmlns:w14="http://schemas.microsoft.com/office/word/2010/wordml" xmlns:w15="http://schemas.microsoft.com/office/word/2012/wordml" xmlns:w16se="http://schemas.microsoft.com/office/word/2015/wordml/symex" xmlns:wpg="http://schemas.microsoft.com/office/word/2010/wordprocessingGroup" xmlns:wpi="http://schemas.microsoft.com/office/word/2010/wordprocessingInk" xmlns:wne="http://schemas.microsoft.com/office/word/2006/wordml" xmlns:wps="http://schemas.microsoft.com/office/word/2010/wordprocessingShape" mc:Ignorable="w14 w15 w16se wp14">
+<w:hdr xmlns:wpc="http://schemas.microsoft.com/office/word/2010/wordprocessingCanvas" xmlns:cx="http://schemas.microsoft.com/office/drawing/2014/chartex" xmlns:cx1="http://schemas.microsoft.com/office/drawing/2015/9/8/chartex" xmlns:mc="http://schemas.openxmlformats.org/markup-compatibility/2006" xmlns:o="urn:schemas-microsoft-com:office:office" xmlns:r="http://schemas.openxmlformats.org/officeDocument/2006/relationships" xmlns:m="http://schemas.openxmlformats.org/officeDocument/2006/math" xmlns:v="urn:schemas-microsoft-com:vml" xmlns:wp14="http://schemas.microsoft.com/office/word/2010/wordprocessingDrawing" xmlns:wp="http://schemas.openxmlformats.org/drawingml/2006/wordprocessingDrawing" xmlns:w10="urn:schemas-microsoft-com:office:word" xmlns:w="http://schemas.openxmlformats.org/wordprocessingml/2006/main" xmlns:w14="http://schemas.microsoft.com/office/word/2010/wordml" xmlns:w15="http://schemas.microsoft.com/office/word/2012/wordml" xmlns:w16se="http://schemas.microsoft.com/office/word/2015/wordml/symex" xmlns:wpg="http://schemas.microsoft.com/office/word/2010/wordprocessingGroup" xmlns:wpi="http://schemas.microsoft.com/office/word/2010/wordprocessingInk" xmlns:wne="http://schemas.microsoft.com/office/word/2006/wordml" xmlns:wps="http://schemas.microsoft.com/office/word/2010/wordprocessingShape" mc:Ignorable="w14 w15 w16se wp14">
   <w:sdt>
     <w:sdtPr>
       <w:id w:val="-845556584"/>
@@ -5031,7 +4975,7 @@
           <w:rPr>
             <w:noProof/>
           </w:rPr>
-          <w:t>3</w:t>
+          <w:t>4</w:t>
         </w:r>
         <w:r>
           <w:rPr>
@@ -5046,7 +4990,7 @@
 </file>
 
 <file path=word/header2.xml><?xml version="1.0" encoding="utf-8"?>
-<w:hdr xmlns:wpc="http://schemas.microsoft.com/office/word/2010/wordprocessingCanvas" xmlns:cx="http://schemas.microsoft.com/office/drawing/2014/chartex" xmlns:mc="http://schemas.openxmlformats.org/markup-compatibility/2006" xmlns:o="urn:schemas-microsoft-com:office:office" xmlns:r="http://schemas.openxmlformats.org/officeDocument/2006/relationships" xmlns:m="http://schemas.openxmlformats.org/officeDocument/2006/math" xmlns:v="urn:schemas-microsoft-com:vml" xmlns:wp14="http://schemas.microsoft.com/office/word/2010/wordprocessingDrawing" xmlns:wp="http://schemas.openxmlformats.org/drawingml/2006/wordprocessingDrawing" xmlns:w10="urn:schemas-microsoft-com:office:word" xmlns:w="http://schemas.openxmlformats.org/wordprocessingml/2006/main" xmlns:w14="http://schemas.microsoft.com/office/word/2010/wordml" xmlns:w15="http://schemas.microsoft.com/office/word/2012/wordml" xmlns:w16se="http://schemas.microsoft.com/office/word/2015/wordml/symex" xmlns:wpg="http://schemas.microsoft.com/office/word/2010/wordprocessingGroup" xmlns:wpi="http://schemas.microsoft.com/office/word/2010/wordprocessingInk" xmlns:wne="http://schemas.microsoft.com/office/word/2006/wordml" xmlns:wps="http://schemas.microsoft.com/office/word/2010/wordprocessingShape" mc:Ignorable="w14 w15 w16se wp14">
+<w:hdr xmlns:wpc="http://schemas.microsoft.com/office/word/2010/wordprocessingCanvas" xmlns:cx="http://schemas.microsoft.com/office/drawing/2014/chartex" xmlns:cx1="http://schemas.microsoft.com/office/drawing/2015/9/8/chartex" xmlns:mc="http://schemas.openxmlformats.org/markup-compatibility/2006" xmlns:o="urn:schemas-microsoft-com:office:office" xmlns:r="http://schemas.openxmlformats.org/officeDocument/2006/relationships" xmlns:m="http://schemas.openxmlformats.org/officeDocument/2006/math" xmlns:v="urn:schemas-microsoft-com:vml" xmlns:wp14="http://schemas.microsoft.com/office/word/2010/wordprocessingDrawing" xmlns:wp="http://schemas.openxmlformats.org/drawingml/2006/wordprocessingDrawing" xmlns:w10="urn:schemas-microsoft-com:office:word" xmlns:w="http://schemas.openxmlformats.org/wordprocessingml/2006/main" xmlns:w14="http://schemas.microsoft.com/office/word/2010/wordml" xmlns:w15="http://schemas.microsoft.com/office/word/2012/wordml" xmlns:w16se="http://schemas.microsoft.com/office/word/2015/wordml/symex" xmlns:wpg="http://schemas.microsoft.com/office/word/2010/wordprocessingGroup" xmlns:wpi="http://schemas.microsoft.com/office/word/2010/wordprocessingInk" xmlns:wne="http://schemas.microsoft.com/office/word/2006/wordml" xmlns:wps="http://schemas.microsoft.com/office/word/2010/wordprocessingShape" mc:Ignorable="w14 w15 w16se wp14">
   <w:p>
     <w:pPr>
       <w:pStyle w:val="Header"/>
@@ -5056,7 +5000,7 @@
 </file>
 
 <file path=word/numbering.xml><?xml version="1.0" encoding="utf-8"?>
-<w:numbering xmlns:wpc="http://schemas.microsoft.com/office/word/2010/wordprocessingCanvas" xmlns:cx="http://schemas.microsoft.com/office/drawing/2014/chartex" xmlns:mc="http://schemas.openxmlformats.org/markup-compatibility/2006" xmlns:o="urn:schemas-microsoft-com:office:office" xmlns:r="http://schemas.openxmlformats.org/officeDocument/2006/relationships" xmlns:m="http://schemas.openxmlformats.org/officeDocument/2006/math" xmlns:v="urn:schemas-microsoft-com:vml" xmlns:wp14="http://schemas.microsoft.com/office/word/2010/wordprocessingDrawing" xmlns:wp="http://schemas.openxmlformats.org/drawingml/2006/wordprocessingDrawing" xmlns:w10="urn:schemas-microsoft-com:office:word" xmlns:w="http://schemas.openxmlformats.org/wordprocessingml/2006/main" xmlns:w14="http://schemas.microsoft.com/office/word/2010/wordml" xmlns:w15="http://schemas.microsoft.com/office/word/2012/wordml" xmlns:w16se="http://schemas.microsoft.com/office/word/2015/wordml/symex" xmlns:wpg="http://schemas.microsoft.com/office/word/2010/wordprocessingGroup" xmlns:wpi="http://schemas.microsoft.com/office/word/2010/wordprocessingInk" xmlns:wne="http://schemas.microsoft.com/office/word/2006/wordml" xmlns:wps="http://schemas.microsoft.com/office/word/2010/wordprocessingShape" mc:Ignorable="w14 w15 w16se wp14">
+<w:numbering xmlns:wpc="http://schemas.microsoft.com/office/word/2010/wordprocessingCanvas" xmlns:cx="http://schemas.microsoft.com/office/drawing/2014/chartex" xmlns:cx1="http://schemas.microsoft.com/office/drawing/2015/9/8/chartex" xmlns:mc="http://schemas.openxmlformats.org/markup-compatibility/2006" xmlns:o="urn:schemas-microsoft-com:office:office" xmlns:r="http://schemas.openxmlformats.org/officeDocument/2006/relationships" xmlns:m="http://schemas.openxmlformats.org/officeDocument/2006/math" xmlns:v="urn:schemas-microsoft-com:vml" xmlns:wp14="http://schemas.microsoft.com/office/word/2010/wordprocessingDrawing" xmlns:wp="http://schemas.openxmlformats.org/drawingml/2006/wordprocessingDrawing" xmlns:w10="urn:schemas-microsoft-com:office:word" xmlns:w="http://schemas.openxmlformats.org/wordprocessingml/2006/main" xmlns:w14="http://schemas.microsoft.com/office/word/2010/wordml" xmlns:w15="http://schemas.microsoft.com/office/word/2012/wordml" xmlns:w16se="http://schemas.microsoft.com/office/word/2015/wordml/symex" xmlns:wpg="http://schemas.microsoft.com/office/word/2010/wordprocessingGroup" xmlns:wpi="http://schemas.microsoft.com/office/word/2010/wordprocessingInk" xmlns:wne="http://schemas.microsoft.com/office/word/2006/wordml" xmlns:wps="http://schemas.microsoft.com/office/word/2010/wordprocessingShape" mc:Ignorable="w14 w15 w16se wp14">
   <w:abstractNum w:abstractNumId="0" w15:restartNumberingAfterBreak="0">
     <w:nsid w:val="788422C8"/>
     <w:multiLevelType w:val="hybridMultilevel"/>

--- a/Hộ Kinh Doanh Sáng Phát/SangPhat_GiayDeNghi_HoKinhDoanh.docx
+++ b/Hộ Kinh Doanh Sáng Phát/SangPhat_GiayDeNghi_HoKinhDoanh.docx
@@ -146,7 +146,7 @@
               </wp:anchor>
             </w:drawing>
           </mc:Choice>
-          <mc:Fallback xmlns:w16sdtfl="http://schemas.microsoft.com/office/word/2024/wordml/sdtformatlock" xmlns:w16sdtdh="http://schemas.microsoft.com/office/word/2020/wordml/sdtdatahash" xmlns:w16du="http://schemas.microsoft.com/office/word/2023/wordml/word16du" xmlns:w16="http://schemas.microsoft.com/office/word/2018/wordml" xmlns:w16cid="http://schemas.microsoft.com/office/word/2016/wordml/cid" xmlns:w16cex="http://schemas.microsoft.com/office/word/2018/wordml/cex" xmlns:oel="http://schemas.microsoft.com/office/2019/extlst" xmlns:am3d="http://schemas.microsoft.com/office/drawing/2017/model3d" xmlns:aink="http://schemas.microsoft.com/office/drawing/2016/ink" xmlns:cx8="http://schemas.microsoft.com/office/drawing/2016/5/14/chartex" xmlns:cx7="http://schemas.microsoft.com/office/drawing/2016/5/13/chartex" xmlns:cx6="http://schemas.microsoft.com/office/drawing/2016/5/12/chartex" xmlns:cx5="http://schemas.microsoft.com/office/drawing/2016/5/11/chartex" xmlns:cx4="http://schemas.microsoft.com/office/drawing/2016/5/10/chartex" xmlns:cx3="http://schemas.microsoft.com/office/drawing/2016/5/9/chartex" xmlns:cx2="http://schemas.microsoft.com/office/drawing/2015/10/21/chartex">
+          <mc:Fallback xmlns:cx2="http://schemas.microsoft.com/office/drawing/2015/10/21/chartex" xmlns:cx3="http://schemas.microsoft.com/office/drawing/2016/5/9/chartex" xmlns:cx4="http://schemas.microsoft.com/office/drawing/2016/5/10/chartex" xmlns:cx5="http://schemas.microsoft.com/office/drawing/2016/5/11/chartex" xmlns:cx6="http://schemas.microsoft.com/office/drawing/2016/5/12/chartex" xmlns:cx7="http://schemas.microsoft.com/office/drawing/2016/5/13/chartex" xmlns:cx8="http://schemas.microsoft.com/office/drawing/2016/5/14/chartex" xmlns:aink="http://schemas.microsoft.com/office/drawing/2016/ink" xmlns:am3d="http://schemas.microsoft.com/office/drawing/2017/model3d" xmlns:oel="http://schemas.microsoft.com/office/2019/extlst" xmlns:w16cex="http://schemas.microsoft.com/office/word/2018/wordml/cex" xmlns:w16cid="http://schemas.microsoft.com/office/word/2016/wordml/cid" xmlns:w16="http://schemas.microsoft.com/office/word/2018/wordml" xmlns:w16du="http://schemas.microsoft.com/office/word/2023/wordml/word16du" xmlns:w16sdtdh="http://schemas.microsoft.com/office/word/2020/wordml/sdtdatahash" xmlns:w16sdtfl="http://schemas.microsoft.com/office/word/2024/wordml/sdtformatlock">
             <w:pict>
               <v:line w14:anchorId="787BDFBF" id="Straight Connector 1378541316" o:spid="_x0000_s1026" style="position:absolute;z-index:251659264;visibility:visible;mso-wrap-style:square;mso-width-percent:0;mso-height-percent:0;mso-wrap-distance-left:9pt;mso-wrap-distance-top:-3e-5mm;mso-wrap-distance-right:9pt;mso-wrap-distance-bottom:-3e-5mm;mso-position-horizontal:absolute;mso-position-horizontal-relative:text;mso-position-vertical:absolute;mso-position-vertical-relative:text;mso-width-percent:0;mso-height-percent:0;mso-width-relative:page;mso-height-relative:page" from="147.15pt,2.85pt" to="306.85pt,2.85pt" o:gfxdata="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"/>
             </w:pict>
@@ -193,7 +193,7 @@
           <w:sz w:val="26"/>
           <w:szCs w:val="26"/>
         </w:rPr>
-        <w:t>8</w:t>
+        <w:t>19</w:t>
       </w:r>
       <w:r>
         <w:rPr>
@@ -883,7 +883,28 @@
                 <w:sz w:val="26"/>
                 <w:szCs w:val="26"/>
               </w:rPr>
-              <w:t>52A tổ 2 Khu Phố 1B</w:t>
+              <w:t>52A</w:t>
+            </w:r>
+            <w:r>
+              <w:rPr>
+                <w:sz w:val="26"/>
+                <w:szCs w:val="26"/>
+              </w:rPr>
+              <w:t xml:space="preserve"> đường</w:t>
+            </w:r>
+            <w:r>
+              <w:rPr>
+                <w:sz w:val="26"/>
+                <w:szCs w:val="26"/>
+              </w:rPr>
+              <w:t xml:space="preserve"> Từ Văn Phước</w:t>
+            </w:r>
+            <w:r>
+              <w:rPr>
+                <w:sz w:val="26"/>
+                <w:szCs w:val="26"/>
+              </w:rPr>
+              <w:t xml:space="preserve"> tổ 2 Khu Phố 1B</w:t>
             </w:r>
             <w:r>
               <w:rPr>
@@ -1103,6 +1124,8 @@
         </w:rPr>
         <w:t>HỘ KINH DOANH</w:t>
       </w:r>
+      <w:bookmarkStart w:id="0" w:name="_GoBack"/>
+      <w:bookmarkEnd w:id="0"/>
       <w:r>
         <w:rPr>
           <w:rFonts w:eastAsia="Times New Roman"/>
@@ -1249,7 +1272,7 @@
           <w:szCs w:val="26"/>
         </w:rPr>
       </w:pPr>
-      <w:bookmarkStart w:id="0" w:name="_Hlk174047335"/>
+      <w:bookmarkStart w:id="1" w:name="_Hlk174047335"/>
       <w:r>
         <w:rPr>
           <w:spacing w:val="-8"/>
@@ -1278,7 +1301,28 @@
           <w:sz w:val="26"/>
           <w:szCs w:val="26"/>
         </w:rPr>
-        <w:t>52A tổ 2 Khu Phố 1B</w:t>
+        <w:t>52A</w:t>
+      </w:r>
+      <w:r>
+        <w:rPr>
+          <w:sz w:val="26"/>
+          <w:szCs w:val="26"/>
+        </w:rPr>
+        <w:t xml:space="preserve"> đường</w:t>
+      </w:r>
+      <w:r>
+        <w:rPr>
+          <w:sz w:val="26"/>
+          <w:szCs w:val="26"/>
+        </w:rPr>
+        <w:t xml:space="preserve"> Từ Văn Phước</w:t>
+      </w:r>
+      <w:r>
+        <w:rPr>
+          <w:sz w:val="26"/>
+          <w:szCs w:val="26"/>
+        </w:rPr>
+        <w:t xml:space="preserve"> tổ 2 Khu Phố 1B</w:t>
       </w:r>
     </w:p>
     <w:p>
@@ -1347,7 +1391,7 @@
         <w:t>thành phố Hồ Chí Minh</w:t>
       </w:r>
     </w:p>
-    <w:bookmarkEnd w:id="0"/>
+    <w:bookmarkEnd w:id="1"/>
     <w:p>
       <w:pPr>
         <w:tabs>
@@ -1628,7 +1672,7 @@
               </wp:anchor>
             </w:drawing>
           </mc:Choice>
-          <mc:Fallback xmlns:w16sdtfl="http://schemas.microsoft.com/office/word/2024/wordml/sdtformatlock" xmlns:w16sdtdh="http://schemas.microsoft.com/office/word/2020/wordml/sdtdatahash" xmlns:w16du="http://schemas.microsoft.com/office/word/2023/wordml/word16du" xmlns:w16="http://schemas.microsoft.com/office/word/2018/wordml" xmlns:w16cid="http://schemas.microsoft.com/office/word/2016/wordml/cid" xmlns:w16cex="http://schemas.microsoft.com/office/word/2018/wordml/cex" xmlns:oel="http://schemas.microsoft.com/office/2019/extlst" xmlns:am3d="http://schemas.microsoft.com/office/drawing/2017/model3d" xmlns:aink="http://schemas.microsoft.com/office/drawing/2016/ink" xmlns:cx8="http://schemas.microsoft.com/office/drawing/2016/5/14/chartex" xmlns:cx7="http://schemas.microsoft.com/office/drawing/2016/5/13/chartex" xmlns:cx6="http://schemas.microsoft.com/office/drawing/2016/5/12/chartex" xmlns:cx5="http://schemas.microsoft.com/office/drawing/2016/5/11/chartex" xmlns:cx4="http://schemas.microsoft.com/office/drawing/2016/5/10/chartex" xmlns:cx3="http://schemas.microsoft.com/office/drawing/2016/5/9/chartex" xmlns:cx2="http://schemas.microsoft.com/office/drawing/2015/10/21/chartex">
+          <mc:Fallback xmlns:cx2="http://schemas.microsoft.com/office/drawing/2015/10/21/chartex" xmlns:cx3="http://schemas.microsoft.com/office/drawing/2016/5/9/chartex" xmlns:cx4="http://schemas.microsoft.com/office/drawing/2016/5/10/chartex" xmlns:cx5="http://schemas.microsoft.com/office/drawing/2016/5/11/chartex" xmlns:cx6="http://schemas.microsoft.com/office/drawing/2016/5/12/chartex" xmlns:cx7="http://schemas.microsoft.com/office/drawing/2016/5/13/chartex" xmlns:cx8="http://schemas.microsoft.com/office/drawing/2016/5/14/chartex" xmlns:aink="http://schemas.microsoft.com/office/drawing/2016/ink" xmlns:am3d="http://schemas.microsoft.com/office/drawing/2017/model3d" xmlns:oel="http://schemas.microsoft.com/office/2019/extlst" xmlns:w16cex="http://schemas.microsoft.com/office/word/2018/wordml/cex" xmlns:w16cid="http://schemas.microsoft.com/office/word/2016/wordml/cid" xmlns:w16="http://schemas.microsoft.com/office/word/2018/wordml" xmlns:w16du="http://schemas.microsoft.com/office/word/2023/wordml/word16du" xmlns:w16sdtdh="http://schemas.microsoft.com/office/word/2020/wordml/sdtdatahash" xmlns:w16sdtfl="http://schemas.microsoft.com/office/word/2024/wordml/sdtformatlock">
             <w:pict>
               <v:rect w14:anchorId="5DCE6F84" id="Rectangle 1501725178" o:spid="_x0000_s1026" style="position:absolute;margin-left:35.3pt;margin-top:.1pt;width:18pt;height:17.25pt;z-index:251664384;visibility:visible;mso-wrap-style:square;mso-width-percent:0;mso-height-percent:0;mso-wrap-distance-left:9pt;mso-wrap-distance-top:0;mso-wrap-distance-right:9pt;mso-wrap-distance-bottom:0;mso-position-horizontal:absolute;mso-position-horizontal-relative:text;mso-position-vertical:absolute;mso-position-vertical-relative:text;mso-width-percent:0;mso-height-percent:0;mso-width-relative:page;mso-height-relative:page;v-text-anchor:top" o:gfxdata="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"/>
             </w:pict>
@@ -1798,7 +1842,7 @@
                 <w:lang w:eastAsia="zh-CN"/>
               </w:rPr>
             </w:pPr>
-            <w:bookmarkStart w:id="1" w:name="_Hlk153876461"/>
+            <w:bookmarkStart w:id="2" w:name="_Hlk153876461"/>
             <w:r>
               <w:rPr>
                 <w:rFonts w:eastAsia="Times New Roman"/>
@@ -2023,8 +2067,6 @@
               </w:rPr>
               <w:t>Chi tiết: Bán buôn điện thoại di động đã qua sử dụng, cáp sạc, tai nghe, ốp lưng, cường lực, sạc dự phòng</w:t>
             </w:r>
-            <w:bookmarkStart w:id="2" w:name="_GoBack"/>
-            <w:bookmarkEnd w:id="2"/>
           </w:p>
         </w:tc>
         <w:tc>
@@ -2106,7 +2148,7 @@
         </w:tc>
       </w:tr>
     </w:tbl>
-    <w:bookmarkEnd w:id="1"/>
+    <w:bookmarkEnd w:id="2"/>
     <w:p>
       <w:pPr>
         <w:tabs>
@@ -3087,7 +3129,7 @@
                     </wp:anchor>
                   </w:drawing>
                 </mc:Choice>
-                <mc:Fallback xmlns:w16sdtfl="http://schemas.microsoft.com/office/word/2024/wordml/sdtformatlock" xmlns:w16sdtdh="http://schemas.microsoft.com/office/word/2020/wordml/sdtdatahash" xmlns:w16du="http://schemas.microsoft.com/office/word/2023/wordml/word16du" xmlns:w16="http://schemas.microsoft.com/office/word/2018/wordml" xmlns:w16cid="http://schemas.microsoft.com/office/word/2016/wordml/cid" xmlns:w16cex="http://schemas.microsoft.com/office/word/2018/wordml/cex" xmlns:oel="http://schemas.microsoft.com/office/2019/extlst" xmlns:am3d="http://schemas.microsoft.com/office/drawing/2017/model3d" xmlns:aink="http://schemas.microsoft.com/office/drawing/2016/ink" xmlns:cx8="http://schemas.microsoft.com/office/drawing/2016/5/14/chartex" xmlns:cx7="http://schemas.microsoft.com/office/drawing/2016/5/13/chartex" xmlns:cx6="http://schemas.microsoft.com/office/drawing/2016/5/12/chartex" xmlns:cx5="http://schemas.microsoft.com/office/drawing/2016/5/11/chartex" xmlns:cx4="http://schemas.microsoft.com/office/drawing/2016/5/10/chartex" xmlns:cx3="http://schemas.microsoft.com/office/drawing/2016/5/9/chartex" xmlns:cx2="http://schemas.microsoft.com/office/drawing/2015/10/21/chartex">
+                <mc:Fallback xmlns:cx2="http://schemas.microsoft.com/office/drawing/2015/10/21/chartex" xmlns:cx3="http://schemas.microsoft.com/office/drawing/2016/5/9/chartex" xmlns:cx4="http://schemas.microsoft.com/office/drawing/2016/5/10/chartex" xmlns:cx5="http://schemas.microsoft.com/office/drawing/2016/5/11/chartex" xmlns:cx6="http://schemas.microsoft.com/office/drawing/2016/5/12/chartex" xmlns:cx7="http://schemas.microsoft.com/office/drawing/2016/5/13/chartex" xmlns:cx8="http://schemas.microsoft.com/office/drawing/2016/5/14/chartex" xmlns:aink="http://schemas.microsoft.com/office/drawing/2016/ink" xmlns:am3d="http://schemas.microsoft.com/office/drawing/2017/model3d" xmlns:oel="http://schemas.microsoft.com/office/2019/extlst" xmlns:w16cex="http://schemas.microsoft.com/office/word/2018/wordml/cex" xmlns:w16cid="http://schemas.microsoft.com/office/word/2016/wordml/cid" xmlns:w16="http://schemas.microsoft.com/office/word/2018/wordml" xmlns:w16du="http://schemas.microsoft.com/office/word/2023/wordml/word16du" xmlns:w16sdtdh="http://schemas.microsoft.com/office/word/2020/wordml/sdtdatahash" xmlns:w16sdtfl="http://schemas.microsoft.com/office/word/2024/wordml/sdtformatlock">
                   <w:pict>
                     <v:rect w14:anchorId="23B44E7C" id="Rectangle 504395446" o:spid="_x0000_s1026" style="position:absolute;margin-left:152.05pt;margin-top:-.95pt;width:18pt;height:17.25pt;z-index:251661312;visibility:visible;mso-wrap-style:square;mso-width-percent:0;mso-height-percent:0;mso-wrap-distance-left:9pt;mso-wrap-distance-top:0;mso-wrap-distance-right:9pt;mso-wrap-distance-bottom:0;mso-position-horizontal:absolute;mso-position-horizontal-relative:text;mso-position-vertical:absolute;mso-position-vertical-relative:text;mso-width-percent:0;mso-height-percent:0;mso-width-relative:page;mso-height-relative:page;v-text-anchor:top" o:gfxdata="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"/>
                   </w:pict>
